--- a/templates/template_tos_finals.docx
+++ b/templates/template_tos_finals.docx
@@ -1,6 +1,6 @@
 
 <file path=word/document.xml><?xml version="1.0" encoding="utf-8"?>
-<w:document xmlns:wpc="http://schemas.microsoft.com/office/word/2010/wordprocessingCanvas" xmlns:cx="http://schemas.microsoft.com/office/drawing/2014/chartex" xmlns:cx1="http://schemas.microsoft.com/office/drawing/2015/9/8/chartex" xmlns:cx2="http://schemas.microsoft.com/office/drawing/2015/10/21/chartex" xmlns:cx3="http://schemas.microsoft.com/office/drawing/2016/5/9/chartex" xmlns:cx4="http://schemas.microsoft.com/office/drawing/2016/5/10/chartex" xmlns:cx5="http://schemas.microsoft.com/office/drawing/2016/5/11/chartex" xmlns:cx6="http://schemas.microsoft.com/office/drawing/2016/5/12/chartex" xmlns:cx7="http://schemas.microsoft.com/office/drawing/2016/5/13/chartex" xmlns:cx8="http://schemas.microsoft.com/office/drawing/2016/5/14/chartex" xmlns:mc="http://schemas.openxmlformats.org/markup-compatibility/2006" xmlns:aink="http://schemas.microsoft.com/office/drawing/2016/ink" xmlns:am3d="http://schemas.microsoft.com/office/drawing/2017/model3d" xmlns:o="urn:schemas-microsoft-com:office:office" xmlns:oel="http://schemas.microsoft.com/office/2019/extlst" xmlns:r="http://schemas.openxmlformats.org/officeDocument/2006/relationships" xmlns:m="http://schemas.openxmlformats.org/officeDocument/2006/math" xmlns:v="urn:schemas-microsoft-com:vml" xmlns:wp14="http://schemas.microsoft.com/office/word/2010/wordprocessingDrawing" xmlns:wp="http://schemas.openxmlformats.org/drawingml/2006/wordprocessingDrawing" xmlns:w10="urn:schemas-microsoft-com:office:word" xmlns:w="http://schemas.openxmlformats.org/wordprocessingml/2006/main" xmlns:w14="http://schemas.microsoft.com/office/word/2010/wordml" xmlns:w15="http://schemas.microsoft.com/office/word/2012/wordml" xmlns:w16cex="http://schemas.microsoft.com/office/word/2018/wordml/cex" xmlns:w16cid="http://schemas.microsoft.com/office/word/2016/wordml/cid" xmlns:w16="http://schemas.microsoft.com/office/word/2018/wordml" xmlns:w16du="http://schemas.microsoft.com/office/word/2023/wordml/word16du" xmlns:w16sdtdh="http://schemas.microsoft.com/office/word/2020/wordml/sdtdatahash" xmlns:w16sdtfl="http://schemas.microsoft.com/office/word/2024/wordml/sdtformatlock" xmlns:w16se="http://schemas.microsoft.com/office/word/2015/wordml/symex" xmlns:wpg="http://schemas.microsoft.com/office/word/2010/wordprocessingGroup" xmlns:wpi="http://schemas.microsoft.com/office/word/2010/wordprocessingInk" xmlns:wne="http://schemas.microsoft.com/office/word/2006/wordml" xmlns:wps="http://schemas.microsoft.com/office/word/2010/wordprocessingShape" mc:Ignorable="w14 w15 w16se w16cid w16 w16cex w16sdtdh w16sdtfl w16du wp14">
+<w:document xmlns:wpc="http://schemas.microsoft.com/office/word/2010/wordprocessingCanvas" xmlns:cx="http://schemas.microsoft.com/office/drawing/2014/chartex" xmlns:cx1="http://schemas.microsoft.com/office/drawing/2015/9/8/chartex" xmlns:cx2="http://schemas.microsoft.com/office/drawing/2015/10/21/chartex" xmlns:cx3="http://schemas.microsoft.com/office/drawing/2016/5/9/chartex" xmlns:cx4="http://schemas.microsoft.com/office/drawing/2016/5/10/chartex" xmlns:cx5="http://schemas.microsoft.com/office/drawing/2016/5/11/chartex" xmlns:cx6="http://schemas.microsoft.com/office/drawing/2016/5/12/chartex" xmlns:cx7="http://schemas.microsoft.com/office/drawing/2016/5/13/chartex" xmlns:cx8="http://schemas.microsoft.com/office/drawing/2016/5/14/chartex" xmlns:mc="http://schemas.openxmlformats.org/markup-compatibility/2006" xmlns:aink="http://schemas.microsoft.com/office/drawing/2016/ink" xmlns:am3d="http://schemas.microsoft.com/office/drawing/2017/model3d" xmlns:o="urn:schemas-microsoft-com:office:office" xmlns:oel="http://schemas.microsoft.com/office/2019/extlst" xmlns:r="http://schemas.openxmlformats.org/officeDocument/2006/relationships" xmlns:m="http://schemas.openxmlformats.org/officeDocument/2006/math" xmlns:v="urn:schemas-microsoft-com:vml" xmlns:wp14="http://schemas.microsoft.com/office/word/2010/wordprocessingDrawing" xmlns:wp="http://schemas.openxmlformats.org/drawingml/2006/wordprocessingDrawing" xmlns:w10="urn:schemas-microsoft-com:office:word" xmlns:w="http://schemas.openxmlformats.org/wordprocessingml/2006/main" xmlns:w14="http://schemas.microsoft.com/office/word/2010/wordml" xmlns:w15="http://schemas.microsoft.com/office/word/2012/wordml" xmlns:w16cei="http://schemas.microsoft.com/office/word/2026/wordml/cei" xmlns:w16cex="http://schemas.microsoft.com/office/word/2018/wordml/cex" xmlns:w16cid="http://schemas.microsoft.com/office/word/2016/wordml/cid" xmlns:w16="http://schemas.microsoft.com/office/word/2018/wordml" xmlns:w16du="http://schemas.microsoft.com/office/word/2023/wordml/word16du" xmlns:w16sdtdh="http://schemas.microsoft.com/office/word/2020/wordml/sdtdatahash" xmlns:w16sdtfl="http://schemas.microsoft.com/office/word/2024/wordml/sdtformatlock" xmlns:w16se="http://schemas.microsoft.com/office/word/2015/wordml/symex" xmlns:wpg="http://schemas.microsoft.com/office/word/2010/wordprocessingGroup" xmlns:wpi="http://schemas.microsoft.com/office/word/2010/wordprocessingInk" xmlns:wne="http://schemas.microsoft.com/office/word/2006/wordml" xmlns:wps="http://schemas.microsoft.com/office/word/2010/wordprocessingShape" mc:Ignorable="w14 w15 w16se w16cid w16 w16cex w16sdtdh w16sdtfl w16du wp14">
   <w:body>
     <w:p>
       <w:pPr>
@@ -120,352 +120,461 @@
         </mc:AlternateContent>
       </w:r>
     </w:p>
-    <w:p>
-      <w:pPr>
-        <w:spacing w:line="288" w:lineRule="auto"/>
-        <w:jc w:val="both"/>
-        <w:rPr>
-          <w:rFonts w:ascii="Arial" w:hAnsi="Arial" w:cs="Arial"/>
-          <w:snapToGrid w:val="0"/>
-          <w:color w:val="000000"/>
-          <w:szCs w:val="20"/>
-        </w:rPr>
-      </w:pPr>
-      <w:r>
-        <w:rPr>
-          <w:rFonts w:ascii="Arial" w:hAnsi="Arial" w:cs="Arial"/>
-          <w:snapToGrid w:val="0"/>
-          <w:color w:val="000000"/>
-          <w:szCs w:val="20"/>
-        </w:rPr>
-        <w:t xml:space="preserve">Instructor’s </w:t>
-      </w:r>
-      <w:r>
-        <w:rPr>
-          <w:rFonts w:ascii="Arial" w:hAnsi="Arial" w:cs="Arial"/>
-          <w:snapToGrid w:val="0"/>
-          <w:color w:val="000000"/>
-          <w:szCs w:val="20"/>
-        </w:rPr>
-        <w:t>Name and Signature:</w:t>
-      </w:r>
-      <w:r>
-        <w:rPr>
-          <w:rFonts w:ascii="Arial" w:hAnsi="Arial" w:cs="Arial"/>
-          <w:snapToGrid w:val="0"/>
-          <w:color w:val="000000"/>
-          <w:szCs w:val="20"/>
-        </w:rPr>
-        <w:tab/>
-        <w:t>DAN JOSEPH A. ORTEGA</w:t>
-      </w:r>
-    </w:p>
-    <w:p>
-      <w:pPr>
-        <w:spacing w:line="288" w:lineRule="auto"/>
-        <w:jc w:val="both"/>
-        <w:rPr>
-          <w:rFonts w:ascii="Arial" w:hAnsi="Arial" w:cs="Arial"/>
-          <w:snapToGrid w:val="0"/>
-          <w:color w:val="000000"/>
-          <w:szCs w:val="20"/>
-        </w:rPr>
-      </w:pPr>
-      <w:r>
-        <w:rPr>
-          <w:rFonts w:ascii="Arial" w:hAnsi="Arial" w:cs="Arial"/>
-          <w:snapToGrid w:val="0"/>
-          <w:color w:val="000000"/>
-          <w:szCs w:val="20"/>
-        </w:rPr>
-        <w:t>Course / Year / Section:</w:t>
-      </w:r>
-      <w:r>
-        <w:rPr>
-          <w:rFonts w:ascii="Arial" w:hAnsi="Arial" w:cs="Arial"/>
-          <w:snapToGrid w:val="0"/>
-          <w:color w:val="000000"/>
-          <w:szCs w:val="20"/>
-        </w:rPr>
-        <w:tab/>
-      </w:r>
-      <w:r>
-        <w:rPr>
-          <w:rFonts w:ascii="Arial" w:hAnsi="Arial" w:cs="Arial"/>
-          <w:snapToGrid w:val="0"/>
-          <w:color w:val="000000"/>
-          <w:szCs w:val="20"/>
-        </w:rPr>
-        <w:tab/>
-        <w:t>BSCS 1-4</w:t>
-      </w:r>
-    </w:p>
-    <w:p>
-      <w:pPr>
-        <w:spacing w:line="288" w:lineRule="auto"/>
-        <w:jc w:val="both"/>
-        <w:rPr>
-          <w:rFonts w:ascii="Arial" w:hAnsi="Arial" w:cs="Arial"/>
-          <w:snapToGrid w:val="0"/>
-          <w:color w:val="000000"/>
-          <w:szCs w:val="20"/>
-          <w:u w:val="single"/>
-          <w:lang w:val="en-PH"/>
-        </w:rPr>
-      </w:pPr>
-      <w:r>
-        <w:rPr>
-          <w:rFonts w:ascii="Arial" w:hAnsi="Arial" w:cs="Arial"/>
-          <w:snapToGrid w:val="0"/>
-          <w:color w:val="000000"/>
-          <w:szCs w:val="20"/>
-        </w:rPr>
-        <w:t>Schedule Code:</w:t>
-      </w:r>
-      <w:r>
-        <w:rPr>
-          <w:rFonts w:ascii="Arial" w:hAnsi="Arial" w:cs="Arial"/>
-          <w:snapToGrid w:val="0"/>
-          <w:color w:val="000000"/>
-          <w:szCs w:val="20"/>
-        </w:rPr>
-        <w:tab/>
-      </w:r>
-      <w:r>
-        <w:rPr>
-          <w:rFonts w:ascii="Arial" w:hAnsi="Arial" w:cs="Arial"/>
-          <w:snapToGrid w:val="0"/>
-          <w:color w:val="000000"/>
-          <w:szCs w:val="20"/>
-        </w:rPr>
-        <w:tab/>
-      </w:r>
-      <w:r>
-        <w:rPr>
-          <w:rFonts w:ascii="Arial" w:hAnsi="Arial" w:cs="Arial"/>
-          <w:snapToGrid w:val="0"/>
-          <w:color w:val="000000"/>
-          <w:szCs w:val="20"/>
-        </w:rPr>
-        <w:tab/>
-      </w:r>
-      <w:r>
-        <w:rPr>
-          <w:rFonts w:ascii="Arial" w:hAnsi="Arial" w:cs="Arial"/>
-          <w:snapToGrid w:val="0"/>
-          <w:color w:val="000000"/>
-          <w:szCs w:val="20"/>
-          <w:u w:val="single"/>
-        </w:rPr>
-        <w:t>202522383</w:t>
-      </w:r>
-    </w:p>
-    <w:p>
-      <w:pPr>
-        <w:spacing w:line="288" w:lineRule="auto"/>
-        <w:ind w:left="3600" w:hanging="3600"/>
-        <w:jc w:val="both"/>
-        <w:rPr>
-          <w:rFonts w:ascii="Arial" w:hAnsi="Arial" w:cs="Arial"/>
-          <w:snapToGrid w:val="0"/>
-          <w:color w:val="000000"/>
-          <w:szCs w:val="20"/>
-        </w:rPr>
-      </w:pPr>
-      <w:r>
-        <w:rPr>
-          <w:rFonts w:ascii="Arial" w:hAnsi="Arial" w:cs="Arial"/>
-          <w:snapToGrid w:val="0"/>
-          <w:color w:val="000000"/>
-          <w:szCs w:val="20"/>
-        </w:rPr>
-        <w:t>Subject Code / Title:</w:t>
-      </w:r>
-      <w:r>
-        <w:rPr>
-          <w:rFonts w:ascii="Arial" w:hAnsi="Arial" w:cs="Arial"/>
-          <w:snapToGrid w:val="0"/>
-          <w:color w:val="000000"/>
-          <w:szCs w:val="20"/>
-        </w:rPr>
-        <w:tab/>
-        <w:t>ITEC50 – WEB SYSTEMS AND TEHCNOLOGY</w:t>
-      </w:r>
-    </w:p>
-    <w:p>
-      <w:pPr>
-        <w:spacing w:line="288" w:lineRule="auto"/>
-        <w:ind w:left="3600" w:hanging="3600"/>
-        <w:jc w:val="both"/>
-        <w:rPr>
-          <w:rFonts w:ascii="Arial" w:hAnsi="Arial" w:cs="Arial"/>
-          <w:b/>
-          <w:bCs/>
-          <w:snapToGrid w:val="0"/>
-          <w:color w:val="000000"/>
-          <w:szCs w:val="20"/>
-        </w:rPr>
-      </w:pPr>
-      <w:r>
-        <w:rPr>
-          <w:rFonts w:ascii="Arial" w:hAnsi="Arial" w:cs="Arial"/>
-          <w:snapToGrid w:val="0"/>
-          <w:color w:val="000000"/>
-          <w:szCs w:val="20"/>
-        </w:rPr>
-        <w:t>Time / Days / Room No.:</w:t>
-      </w:r>
-      <w:r>
-        <w:rPr>
-          <w:rFonts w:ascii="Arial" w:hAnsi="Arial" w:cs="Arial"/>
-          <w:snapToGrid w:val="0"/>
-          <w:color w:val="000000"/>
-          <w:szCs w:val="20"/>
-        </w:rPr>
-        <w:tab/>
-      </w:r>
-      <w:r>
-        <w:rPr>
-          <w:rFonts w:ascii="Arial" w:hAnsi="Arial" w:cs="Arial"/>
-          <w:snapToGrid w:val="0"/>
-          <w:color w:val="000000"/>
-          <w:szCs w:val="20"/>
-        </w:rPr>
-        <w:t>10:00AM-12:00AM, 01:00PM-03:00PM / M</w:t>
-      </w:r>
-      <w:r>
-        <w:rPr>
-          <w:rFonts w:ascii="Arial" w:hAnsi="Arial" w:cs="Arial"/>
-          <w:snapToGrid w:val="0"/>
-          <w:color w:val="000000"/>
-          <w:szCs w:val="20"/>
-        </w:rPr>
-        <w:t xml:space="preserve"> </w:t>
-      </w:r>
-      <w:r>
-        <w:rPr>
-          <w:rFonts w:ascii="Arial" w:hAnsi="Arial" w:cs="Arial"/>
-          <w:snapToGrid w:val="0"/>
-          <w:color w:val="000000"/>
-          <w:szCs w:val="20"/>
-        </w:rPr>
-        <w:t>/ LAB: CCL 30</w:t>
-      </w:r>
-      <w:r>
-        <w:rPr>
-          <w:rFonts w:ascii="Arial" w:hAnsi="Arial" w:cs="Arial"/>
-          <w:snapToGrid w:val="0"/>
-          <w:color w:val="000000"/>
-          <w:szCs w:val="20"/>
-        </w:rPr>
-        <w:t>5</w:t>
-      </w:r>
-      <w:r>
-        <w:rPr>
-          <w:rFonts w:ascii="Arial" w:hAnsi="Arial" w:cs="Arial"/>
-          <w:snapToGrid w:val="0"/>
-          <w:color w:val="000000"/>
-          <w:szCs w:val="20"/>
-        </w:rPr>
-        <w:t xml:space="preserve">, LEC: ITC </w:t>
-      </w:r>
-      <w:r>
-        <w:rPr>
-          <w:rFonts w:ascii="Arial" w:hAnsi="Arial" w:cs="Arial"/>
-          <w:snapToGrid w:val="0"/>
-          <w:color w:val="000000"/>
-          <w:szCs w:val="20"/>
-        </w:rPr>
-        <w:t>4</w:t>
-      </w:r>
-      <w:r>
-        <w:rPr>
-          <w:rFonts w:ascii="Arial" w:hAnsi="Arial" w:cs="Arial"/>
-          <w:snapToGrid w:val="0"/>
-          <w:color w:val="000000"/>
-          <w:szCs w:val="20"/>
-        </w:rPr>
-        <w:t>0</w:t>
-      </w:r>
-      <w:r>
-        <w:rPr>
-          <w:rFonts w:ascii="Arial" w:hAnsi="Arial" w:cs="Arial"/>
-          <w:snapToGrid w:val="0"/>
-          <w:color w:val="000000"/>
-          <w:szCs w:val="20"/>
-        </w:rPr>
-        <w:t>1</w:t>
-      </w:r>
-    </w:p>
-    <w:p>
-      <w:pPr>
-        <w:spacing w:line="288" w:lineRule="auto"/>
-        <w:ind w:left="3600" w:hanging="3600"/>
-        <w:jc w:val="both"/>
-        <w:rPr>
-          <w:rFonts w:ascii="Arial" w:hAnsi="Arial" w:cs="Arial"/>
-          <w:snapToGrid w:val="0"/>
-          <w:color w:val="000000"/>
-          <w:szCs w:val="20"/>
-        </w:rPr>
-      </w:pPr>
-      <w:r>
-        <w:rPr>
-          <w:rFonts w:ascii="Arial" w:hAnsi="Arial" w:cs="Arial"/>
-          <w:snapToGrid w:val="0"/>
-          <w:color w:val="000000"/>
-          <w:szCs w:val="20"/>
-        </w:rPr>
-        <w:t>Semester / Academic Year:</w:t>
-      </w:r>
-      <w:r>
-        <w:rPr>
-          <w:rFonts w:ascii="Arial" w:hAnsi="Arial" w:cs="Arial"/>
-          <w:snapToGrid w:val="0"/>
-          <w:color w:val="000000"/>
-          <w:szCs w:val="20"/>
-        </w:rPr>
-        <w:tab/>
-        <w:t>2</w:t>
-      </w:r>
-      <w:r>
-        <w:rPr>
-          <w:rFonts w:ascii="Arial" w:hAnsi="Arial" w:cs="Arial"/>
-          <w:snapToGrid w:val="0"/>
-          <w:color w:val="000000"/>
-          <w:szCs w:val="20"/>
-          <w:vertAlign w:val="superscript"/>
-        </w:rPr>
-        <w:t>ND</w:t>
-      </w:r>
-      <w:r>
-        <w:rPr>
-          <w:rFonts w:ascii="Arial" w:hAnsi="Arial" w:cs="Arial"/>
-          <w:snapToGrid w:val="0"/>
-          <w:color w:val="000000"/>
-          <w:szCs w:val="20"/>
-        </w:rPr>
-        <w:t xml:space="preserve"> Semester / 2025 – 2026 (</w:t>
-      </w:r>
-      <w:r>
-        <w:rPr>
-          <w:rFonts w:ascii="Arial" w:hAnsi="Arial" w:cs="Arial"/>
-          <w:snapToGrid w:val="0"/>
-          <w:color w:val="000000"/>
-          <w:szCs w:val="20"/>
-        </w:rPr>
-        <w:t>Finals</w:t>
-      </w:r>
-      <w:r>
-        <w:rPr>
-          <w:rFonts w:ascii="Arial" w:hAnsi="Arial" w:cs="Arial"/>
-          <w:snapToGrid w:val="0"/>
-          <w:color w:val="000000"/>
-          <w:szCs w:val="20"/>
-        </w:rPr>
-        <w:t>)</w:t>
-      </w:r>
-    </w:p>
+    <w:tbl>
+      <w:tblPr>
+        <w:tblStyle w:val="TableGrid"/>
+        <w:tblW w:w="9355" w:type="dxa"/>
+        <w:tblInd w:w="-540" w:type="dxa"/>
+        <w:tblBorders>
+          <w:top w:val="none" w:sz="0" w:space="0" w:color="auto"/>
+          <w:left w:val="none" w:sz="0" w:space="0" w:color="auto"/>
+          <w:bottom w:val="none" w:sz="0" w:space="0" w:color="auto"/>
+          <w:right w:val="none" w:sz="0" w:space="0" w:color="auto"/>
+          <w:insideH w:val="none" w:sz="0" w:space="0" w:color="auto"/>
+          <w:insideV w:val="none" w:sz="0" w:space="0" w:color="auto"/>
+        </w:tblBorders>
+        <w:tblLook w:val="04A0" w:firstRow="1" w:lastRow="0" w:firstColumn="1" w:lastColumn="0" w:noHBand="0" w:noVBand="1"/>
+      </w:tblPr>
+      <w:tblGrid>
+        <w:gridCol w:w="3842"/>
+        <w:gridCol w:w="5513"/>
+      </w:tblGrid>
+      <w:tr>
+        <w:tc>
+          <w:tcPr>
+            <w:tcW w:w="3842" w:type="dxa"/>
+          </w:tcPr>
+          <w:p>
+            <w:pPr>
+              <w:spacing w:line="288" w:lineRule="auto"/>
+              <w:jc w:val="both"/>
+              <w:rPr>
+                <w:rFonts w:ascii="Arial" w:hAnsi="Arial" w:cs="Arial"/>
+                <w:snapToGrid w:val="0"/>
+                <w:color w:val="000000"/>
+                <w:szCs w:val="20"/>
+              </w:rPr>
+            </w:pPr>
+            <w:r>
+              <w:rPr>
+                <w:rFonts w:ascii="Arial" w:hAnsi="Arial" w:cs="Arial"/>
+                <w:snapToGrid w:val="0"/>
+                <w:color w:val="000000"/>
+                <w:szCs w:val="20"/>
+              </w:rPr>
+              <w:t xml:space="preserve">Instructor’s </w:t>
+            </w:r>
+            <w:r>
+              <w:rPr>
+                <w:rFonts w:ascii="Arial" w:hAnsi="Arial" w:cs="Arial"/>
+                <w:snapToGrid w:val="0"/>
+                <w:color w:val="000000"/>
+                <w:szCs w:val="20"/>
+              </w:rPr>
+              <w:t>Name and Signature:</w:t>
+            </w:r>
+          </w:p>
+        </w:tc>
+        <w:tc>
+          <w:tcPr>
+            <w:tcW w:w="5513" w:type="dxa"/>
+          </w:tcPr>
+          <w:p>
+            <w:pPr>
+              <w:spacing w:line="288" w:lineRule="auto"/>
+              <w:jc w:val="both"/>
+              <w:rPr>
+                <w:rFonts w:ascii="Arial" w:hAnsi="Arial" w:cs="Arial"/>
+                <w:snapToGrid w:val="0"/>
+                <w:color w:val="000000"/>
+                <w:szCs w:val="20"/>
+              </w:rPr>
+            </w:pPr>
+            <w:r>
+              <w:rPr>
+                <w:rFonts w:ascii="Arial" w:hAnsi="Arial" w:cs="Arial"/>
+                <w:snapToGrid w:val="0"/>
+                <w:color w:val="000000"/>
+                <w:szCs w:val="20"/>
+              </w:rPr>
+              <w:t>DAN JOSEPH A. ORTEGA</w:t>
+            </w:r>
+          </w:p>
+        </w:tc>
+      </w:tr>
+      <w:tr>
+        <w:tc>
+          <w:tcPr>
+            <w:tcW w:w="3842" w:type="dxa"/>
+          </w:tcPr>
+          <w:p>
+            <w:pPr>
+              <w:spacing w:line="288" w:lineRule="auto"/>
+              <w:jc w:val="both"/>
+              <w:rPr>
+                <w:rFonts w:ascii="Arial" w:hAnsi="Arial" w:cs="Arial"/>
+                <w:snapToGrid w:val="0"/>
+                <w:color w:val="000000"/>
+                <w:szCs w:val="20"/>
+              </w:rPr>
+            </w:pPr>
+            <w:r>
+              <w:rPr>
+                <w:rFonts w:ascii="Arial" w:hAnsi="Arial" w:cs="Arial"/>
+                <w:snapToGrid w:val="0"/>
+                <w:color w:val="000000"/>
+                <w:szCs w:val="20"/>
+              </w:rPr>
+              <w:t>Course / Year / Section:</w:t>
+            </w:r>
+          </w:p>
+        </w:tc>
+        <w:tc>
+          <w:tcPr>
+            <w:tcW w:w="5513" w:type="dxa"/>
+          </w:tcPr>
+          <w:p>
+            <w:pPr>
+              <w:spacing w:line="288" w:lineRule="auto"/>
+              <w:jc w:val="both"/>
+              <w:rPr>
+                <w:rFonts w:ascii="Arial" w:hAnsi="Arial" w:cs="Arial"/>
+                <w:snapToGrid w:val="0"/>
+                <w:color w:val="000000"/>
+                <w:szCs w:val="20"/>
+              </w:rPr>
+            </w:pPr>
+            <w:r>
+              <w:rPr>
+                <w:rFonts w:ascii="Arial" w:hAnsi="Arial" w:cs="Arial"/>
+                <w:snapToGrid w:val="0"/>
+                <w:color w:val="000000"/>
+                <w:szCs w:val="20"/>
+              </w:rPr>
+              <w:t>BSCS 1-4</w:t>
+            </w:r>
+          </w:p>
+        </w:tc>
+      </w:tr>
+      <w:tr>
+        <w:tc>
+          <w:tcPr>
+            <w:tcW w:w="3842" w:type="dxa"/>
+          </w:tcPr>
+          <w:p>
+            <w:pPr>
+              <w:spacing w:line="288" w:lineRule="auto"/>
+              <w:jc w:val="both"/>
+              <w:rPr>
+                <w:rFonts w:ascii="Arial" w:hAnsi="Arial" w:cs="Arial"/>
+                <w:snapToGrid w:val="0"/>
+                <w:color w:val="000000"/>
+                <w:szCs w:val="20"/>
+              </w:rPr>
+            </w:pPr>
+            <w:r>
+              <w:rPr>
+                <w:rFonts w:ascii="Arial" w:hAnsi="Arial" w:cs="Arial"/>
+                <w:snapToGrid w:val="0"/>
+                <w:color w:val="000000"/>
+                <w:szCs w:val="20"/>
+              </w:rPr>
+              <w:t>Schedule Code:</w:t>
+            </w:r>
+          </w:p>
+        </w:tc>
+        <w:tc>
+          <w:tcPr>
+            <w:tcW w:w="5513" w:type="dxa"/>
+          </w:tcPr>
+          <w:p>
+            <w:pPr>
+              <w:spacing w:line="288" w:lineRule="auto"/>
+              <w:jc w:val="both"/>
+              <w:rPr>
+                <w:rFonts w:ascii="Arial" w:hAnsi="Arial" w:cs="Arial"/>
+                <w:snapToGrid w:val="0"/>
+                <w:color w:val="000000"/>
+                <w:szCs w:val="20"/>
+              </w:rPr>
+            </w:pPr>
+            <w:r>
+              <w:rPr>
+                <w:rFonts w:ascii="Arial" w:hAnsi="Arial" w:cs="Arial"/>
+                <w:snapToGrid w:val="0"/>
+                <w:color w:val="000000"/>
+                <w:szCs w:val="20"/>
+                <w:u w:val="single"/>
+              </w:rPr>
+              <w:t>202522383</w:t>
+            </w:r>
+          </w:p>
+        </w:tc>
+      </w:tr>
+      <w:tr>
+        <w:tc>
+          <w:tcPr>
+            <w:tcW w:w="3842" w:type="dxa"/>
+          </w:tcPr>
+          <w:p>
+            <w:pPr>
+              <w:spacing w:line="288" w:lineRule="auto"/>
+              <w:jc w:val="both"/>
+              <w:rPr>
+                <w:rFonts w:ascii="Arial" w:hAnsi="Arial" w:cs="Arial"/>
+                <w:snapToGrid w:val="0"/>
+                <w:color w:val="000000"/>
+                <w:szCs w:val="20"/>
+              </w:rPr>
+            </w:pPr>
+            <w:r>
+              <w:rPr>
+                <w:rFonts w:ascii="Arial" w:hAnsi="Arial" w:cs="Arial"/>
+                <w:snapToGrid w:val="0"/>
+                <w:color w:val="000000"/>
+                <w:szCs w:val="20"/>
+              </w:rPr>
+              <w:t>Subject Code / Title:</w:t>
+            </w:r>
+          </w:p>
+        </w:tc>
+        <w:tc>
+          <w:tcPr>
+            <w:tcW w:w="5513" w:type="dxa"/>
+          </w:tcPr>
+          <w:p>
+            <w:pPr>
+              <w:spacing w:line="288" w:lineRule="auto"/>
+              <w:ind w:left="3600" w:hanging="3600"/>
+              <w:jc w:val="both"/>
+              <w:rPr>
+                <w:rFonts w:ascii="Arial" w:hAnsi="Arial" w:cs="Arial"/>
+                <w:snapToGrid w:val="0"/>
+                <w:color w:val="000000"/>
+                <w:szCs w:val="20"/>
+              </w:rPr>
+            </w:pPr>
+            <w:r>
+              <w:rPr>
+                <w:rFonts w:ascii="Arial" w:hAnsi="Arial" w:cs="Arial"/>
+                <w:snapToGrid w:val="0"/>
+                <w:color w:val="000000"/>
+                <w:szCs w:val="20"/>
+              </w:rPr>
+              <w:t>ITEC50 – WEB SYSTEMS AND TEHCNOLOGY</w:t>
+            </w:r>
+          </w:p>
+        </w:tc>
+      </w:tr>
+      <w:tr>
+        <w:tc>
+          <w:tcPr>
+            <w:tcW w:w="3842" w:type="dxa"/>
+          </w:tcPr>
+          <w:p>
+            <w:pPr>
+              <w:spacing w:line="288" w:lineRule="auto"/>
+              <w:jc w:val="both"/>
+              <w:rPr>
+                <w:rFonts w:ascii="Arial" w:hAnsi="Arial" w:cs="Arial"/>
+                <w:snapToGrid w:val="0"/>
+                <w:color w:val="000000"/>
+                <w:szCs w:val="20"/>
+              </w:rPr>
+            </w:pPr>
+            <w:r>
+              <w:rPr>
+                <w:rFonts w:ascii="Arial" w:hAnsi="Arial" w:cs="Arial"/>
+                <w:snapToGrid w:val="0"/>
+                <w:color w:val="000000"/>
+                <w:szCs w:val="20"/>
+              </w:rPr>
+              <w:t>Time / Days / Room No.:</w:t>
+            </w:r>
+          </w:p>
+        </w:tc>
+        <w:tc>
+          <w:tcPr>
+            <w:tcW w:w="5513" w:type="dxa"/>
+          </w:tcPr>
+          <w:p>
+            <w:pPr>
+              <w:spacing w:line="288" w:lineRule="auto"/>
+              <w:jc w:val="both"/>
+              <w:rPr>
+                <w:rFonts w:ascii="Arial" w:hAnsi="Arial" w:cs="Arial"/>
+                <w:snapToGrid w:val="0"/>
+                <w:color w:val="000000"/>
+                <w:szCs w:val="20"/>
+              </w:rPr>
+            </w:pPr>
+            <w:r>
+              <w:rPr>
+                <w:rFonts w:ascii="Arial" w:hAnsi="Arial" w:cs="Arial"/>
+                <w:snapToGrid w:val="0"/>
+                <w:color w:val="000000"/>
+                <w:szCs w:val="20"/>
+              </w:rPr>
+              <w:t>10:00AM-12:00AM, 01:00PM-03:00PM / M</w:t>
+            </w:r>
+            <w:r>
+              <w:rPr>
+                <w:rFonts w:ascii="Arial" w:hAnsi="Arial" w:cs="Arial"/>
+                <w:snapToGrid w:val="0"/>
+                <w:color w:val="000000"/>
+                <w:szCs w:val="20"/>
+              </w:rPr>
+              <w:t xml:space="preserve"> </w:t>
+            </w:r>
+            <w:r>
+              <w:rPr>
+                <w:rFonts w:ascii="Arial" w:hAnsi="Arial" w:cs="Arial"/>
+                <w:snapToGrid w:val="0"/>
+                <w:color w:val="000000"/>
+                <w:szCs w:val="20"/>
+              </w:rPr>
+              <w:t>/ LAB: CCL 30</w:t>
+            </w:r>
+            <w:r>
+              <w:rPr>
+                <w:rFonts w:ascii="Arial" w:hAnsi="Arial" w:cs="Arial"/>
+                <w:snapToGrid w:val="0"/>
+                <w:color w:val="000000"/>
+                <w:szCs w:val="20"/>
+              </w:rPr>
+              <w:t>5</w:t>
+            </w:r>
+            <w:r>
+              <w:rPr>
+                <w:rFonts w:ascii="Arial" w:hAnsi="Arial" w:cs="Arial"/>
+                <w:snapToGrid w:val="0"/>
+                <w:color w:val="000000"/>
+                <w:szCs w:val="20"/>
+              </w:rPr>
+              <w:t>, LEC:</w:t>
+            </w:r>
+            <w:r>
+              <w:rPr>
+                <w:rFonts w:ascii="Arial" w:hAnsi="Arial" w:cs="Arial"/>
+                <w:snapToGrid w:val="0"/>
+                <w:color w:val="000000"/>
+                <w:szCs w:val="20"/>
+              </w:rPr>
+              <w:t xml:space="preserve"> </w:t>
+            </w:r>
+            <w:r>
+              <w:rPr>
+                <w:rFonts w:ascii="Arial" w:hAnsi="Arial" w:cs="Arial"/>
+                <w:snapToGrid w:val="0"/>
+                <w:color w:val="000000"/>
+                <w:szCs w:val="20"/>
+              </w:rPr>
+              <w:t xml:space="preserve">ITC </w:t>
+            </w:r>
+            <w:r>
+              <w:rPr>
+                <w:rFonts w:ascii="Arial" w:hAnsi="Arial" w:cs="Arial"/>
+                <w:snapToGrid w:val="0"/>
+                <w:color w:val="000000"/>
+                <w:szCs w:val="20"/>
+              </w:rPr>
+              <w:t>4</w:t>
+            </w:r>
+            <w:r>
+              <w:rPr>
+                <w:rFonts w:ascii="Arial" w:hAnsi="Arial" w:cs="Arial"/>
+                <w:snapToGrid w:val="0"/>
+                <w:color w:val="000000"/>
+                <w:szCs w:val="20"/>
+              </w:rPr>
+              <w:t>0</w:t>
+            </w:r>
+            <w:r>
+              <w:rPr>
+                <w:rFonts w:ascii="Arial" w:hAnsi="Arial" w:cs="Arial"/>
+                <w:snapToGrid w:val="0"/>
+                <w:color w:val="000000"/>
+                <w:szCs w:val="20"/>
+              </w:rPr>
+              <w:t>1</w:t>
+            </w:r>
+          </w:p>
+        </w:tc>
+      </w:tr>
+      <w:tr>
+        <w:tc>
+          <w:tcPr>
+            <w:tcW w:w="3842" w:type="dxa"/>
+          </w:tcPr>
+          <w:p>
+            <w:pPr>
+              <w:spacing w:line="288" w:lineRule="auto"/>
+              <w:jc w:val="both"/>
+              <w:rPr>
+                <w:rFonts w:ascii="Arial" w:hAnsi="Arial" w:cs="Arial"/>
+                <w:snapToGrid w:val="0"/>
+                <w:color w:val="000000"/>
+                <w:szCs w:val="20"/>
+              </w:rPr>
+            </w:pPr>
+            <w:r>
+              <w:rPr>
+                <w:rFonts w:ascii="Arial" w:hAnsi="Arial" w:cs="Arial"/>
+                <w:snapToGrid w:val="0"/>
+                <w:color w:val="000000"/>
+                <w:szCs w:val="20"/>
+              </w:rPr>
+              <w:t>Semester / Academic Year:</w:t>
+            </w:r>
+          </w:p>
+        </w:tc>
+        <w:tc>
+          <w:tcPr>
+            <w:tcW w:w="5513" w:type="dxa"/>
+          </w:tcPr>
+          <w:p>
+            <w:pPr>
+              <w:spacing w:line="288" w:lineRule="auto"/>
+              <w:jc w:val="both"/>
+              <w:rPr>
+                <w:rFonts w:ascii="Arial" w:hAnsi="Arial" w:cs="Arial"/>
+                <w:snapToGrid w:val="0"/>
+                <w:color w:val="000000"/>
+                <w:szCs w:val="20"/>
+              </w:rPr>
+            </w:pPr>
+            <w:r>
+              <w:rPr>
+                <w:rFonts w:ascii="Arial" w:hAnsi="Arial" w:cs="Arial"/>
+                <w:snapToGrid w:val="0"/>
+                <w:color w:val="000000"/>
+                <w:szCs w:val="20"/>
+              </w:rPr>
+              <w:t>2</w:t>
+            </w:r>
+            <w:r>
+              <w:rPr>
+                <w:rFonts w:ascii="Arial" w:hAnsi="Arial" w:cs="Arial"/>
+                <w:snapToGrid w:val="0"/>
+                <w:color w:val="000000"/>
+                <w:szCs w:val="20"/>
+                <w:vertAlign w:val="superscript"/>
+              </w:rPr>
+              <w:t>ND</w:t>
+            </w:r>
+            <w:r>
+              <w:rPr>
+                <w:rFonts w:ascii="Arial" w:hAnsi="Arial" w:cs="Arial"/>
+                <w:snapToGrid w:val="0"/>
+                <w:color w:val="000000"/>
+                <w:szCs w:val="20"/>
+              </w:rPr>
+              <w:t xml:space="preserve"> Semester / 2025 – 2026 (Midterm)</w:t>
+            </w:r>
+          </w:p>
+        </w:tc>
+      </w:tr>
+    </w:tbl>
     <w:p>
       <w:pPr>
         <w:jc w:val="both"/>
@@ -3629,6 +3738,66 @@
           </w:p>
         </w:tc>
       </w:tr>
+      <w:tr>
+        <w:trPr>
+          <w:trHeight w:val="245"/>
+        </w:trPr>
+        <w:tc>
+          <w:tcPr>
+            <w:tcW w:w="2850" w:type="pct"/>
+            <w:vAlign w:val="center"/>
+          </w:tcPr>
+          <w:p>
+            <w:pPr>
+              <w:pStyle w:val="ListParagraph"/>
+              <w:numPr>
+                <w:ilvl w:val="0"/>
+                <w:numId w:val="1"/>
+              </w:numPr>
+              <w:tabs>
+                <w:tab w:val="clear" w:pos="720"/>
+                <w:tab w:val="num" w:pos="72"/>
+              </w:tabs>
+              <w:spacing w:line="360" w:lineRule="auto"/>
+              <w:ind w:left="252" w:hanging="252"/>
+              <w:rPr>
+                <w:rFonts w:ascii="Calibri" w:hAnsi="Calibri" w:cs="Calibri"/>
+              </w:rPr>
+            </w:pPr>
+          </w:p>
+        </w:tc>
+        <w:tc>
+          <w:tcPr>
+            <w:tcW w:w="1126" w:type="pct"/>
+            <w:vAlign w:val="center"/>
+          </w:tcPr>
+          <w:p>
+            <w:pPr>
+              <w:spacing w:line="360" w:lineRule="auto"/>
+              <w:jc w:val="center"/>
+              <w:rPr>
+                <w:rFonts w:ascii="Calibri" w:hAnsi="Calibri" w:cs="Calibri"/>
+              </w:rPr>
+            </w:pPr>
+          </w:p>
+        </w:tc>
+        <w:tc>
+          <w:tcPr>
+            <w:tcW w:w="1024" w:type="pct"/>
+          </w:tcPr>
+          <w:p>
+            <w:pPr>
+              <w:spacing w:line="360" w:lineRule="auto"/>
+              <w:jc w:val="both"/>
+              <w:rPr>
+                <w:rFonts w:ascii="Arial" w:hAnsi="Arial" w:cs="Arial"/>
+                <w:sz w:val="16"/>
+                <w:szCs w:val="16"/>
+              </w:rPr>
+            </w:pPr>
+          </w:p>
+        </w:tc>
+      </w:tr>
     </w:tbl>
     <w:p>
       <w:pPr>
@@ -3657,7 +3826,7 @@
 </file>
 
 <file path=word/endnotes.xml><?xml version="1.0" encoding="utf-8"?>
-<w:endnotes xmlns:wpc="http://schemas.microsoft.com/office/word/2010/wordprocessingCanvas" xmlns:cx="http://schemas.microsoft.com/office/drawing/2014/chartex" xmlns:cx1="http://schemas.microsoft.com/office/drawing/2015/9/8/chartex" xmlns:cx2="http://schemas.microsoft.com/office/drawing/2015/10/21/chartex" xmlns:cx3="http://schemas.microsoft.com/office/drawing/2016/5/9/chartex" xmlns:cx4="http://schemas.microsoft.com/office/drawing/2016/5/10/chartex" xmlns:cx5="http://schemas.microsoft.com/office/drawing/2016/5/11/chartex" xmlns:cx6="http://schemas.microsoft.com/office/drawing/2016/5/12/chartex" xmlns:cx7="http://schemas.microsoft.com/office/drawing/2016/5/13/chartex" xmlns:cx8="http://schemas.microsoft.com/office/drawing/2016/5/14/chartex" xmlns:mc="http://schemas.openxmlformats.org/markup-compatibility/2006" xmlns:aink="http://schemas.microsoft.com/office/drawing/2016/ink" xmlns:am3d="http://schemas.microsoft.com/office/drawing/2017/model3d" xmlns:o="urn:schemas-microsoft-com:office:office" xmlns:oel="http://schemas.microsoft.com/office/2019/extlst" xmlns:r="http://schemas.openxmlformats.org/officeDocument/2006/relationships" xmlns:m="http://schemas.openxmlformats.org/officeDocument/2006/math" xmlns:v="urn:schemas-microsoft-com:vml" xmlns:wp14="http://schemas.microsoft.com/office/word/2010/wordprocessingDrawing" xmlns:wp="http://schemas.openxmlformats.org/drawingml/2006/wordprocessingDrawing" xmlns:w10="urn:schemas-microsoft-com:office:word" xmlns:w="http://schemas.openxmlformats.org/wordprocessingml/2006/main" xmlns:w14="http://schemas.microsoft.com/office/word/2010/wordml" xmlns:w15="http://schemas.microsoft.com/office/word/2012/wordml" xmlns:w16cex="http://schemas.microsoft.com/office/word/2018/wordml/cex" xmlns:w16cid="http://schemas.microsoft.com/office/word/2016/wordml/cid" xmlns:w16="http://schemas.microsoft.com/office/word/2018/wordml" xmlns:w16du="http://schemas.microsoft.com/office/word/2023/wordml/word16du" xmlns:w16sdtdh="http://schemas.microsoft.com/office/word/2020/wordml/sdtdatahash" xmlns:w16sdtfl="http://schemas.microsoft.com/office/word/2024/wordml/sdtformatlock" xmlns:w16se="http://schemas.microsoft.com/office/word/2015/wordml/symex" xmlns:wpg="http://schemas.microsoft.com/office/word/2010/wordprocessingGroup" xmlns:wpi="http://schemas.microsoft.com/office/word/2010/wordprocessingInk" xmlns:wne="http://schemas.microsoft.com/office/word/2006/wordml" xmlns:wps="http://schemas.microsoft.com/office/word/2010/wordprocessingShape" mc:Ignorable="w14 w15 w16se w16cid w16 w16cex w16sdtdh w16sdtfl w16du wp14">
+<w:endnotes xmlns:wpc="http://schemas.microsoft.com/office/word/2010/wordprocessingCanvas" xmlns:cx="http://schemas.microsoft.com/office/drawing/2014/chartex" xmlns:cx1="http://schemas.microsoft.com/office/drawing/2015/9/8/chartex" xmlns:cx2="http://schemas.microsoft.com/office/drawing/2015/10/21/chartex" xmlns:cx3="http://schemas.microsoft.com/office/drawing/2016/5/9/chartex" xmlns:cx4="http://schemas.microsoft.com/office/drawing/2016/5/10/chartex" xmlns:cx5="http://schemas.microsoft.com/office/drawing/2016/5/11/chartex" xmlns:cx6="http://schemas.microsoft.com/office/drawing/2016/5/12/chartex" xmlns:cx7="http://schemas.microsoft.com/office/drawing/2016/5/13/chartex" xmlns:cx8="http://schemas.microsoft.com/office/drawing/2016/5/14/chartex" xmlns:mc="http://schemas.openxmlformats.org/markup-compatibility/2006" xmlns:aink="http://schemas.microsoft.com/office/drawing/2016/ink" xmlns:am3d="http://schemas.microsoft.com/office/drawing/2017/model3d" xmlns:o="urn:schemas-microsoft-com:office:office" xmlns:oel="http://schemas.microsoft.com/office/2019/extlst" xmlns:r="http://schemas.openxmlformats.org/officeDocument/2006/relationships" xmlns:m="http://schemas.openxmlformats.org/officeDocument/2006/math" xmlns:v="urn:schemas-microsoft-com:vml" xmlns:wp14="http://schemas.microsoft.com/office/word/2010/wordprocessingDrawing" xmlns:wp="http://schemas.openxmlformats.org/drawingml/2006/wordprocessingDrawing" xmlns:w10="urn:schemas-microsoft-com:office:word" xmlns:w="http://schemas.openxmlformats.org/wordprocessingml/2006/main" xmlns:w14="http://schemas.microsoft.com/office/word/2010/wordml" xmlns:w15="http://schemas.microsoft.com/office/word/2012/wordml" xmlns:w16cei="http://schemas.microsoft.com/office/word/2026/wordml/cei" xmlns:w16cex="http://schemas.microsoft.com/office/word/2018/wordml/cex" xmlns:w16cid="http://schemas.microsoft.com/office/word/2016/wordml/cid" xmlns:w16="http://schemas.microsoft.com/office/word/2018/wordml" xmlns:w16du="http://schemas.microsoft.com/office/word/2023/wordml/word16du" xmlns:w16sdtdh="http://schemas.microsoft.com/office/word/2020/wordml/sdtdatahash" xmlns:w16sdtfl="http://schemas.microsoft.com/office/word/2024/wordml/sdtformatlock" xmlns:w16se="http://schemas.microsoft.com/office/word/2015/wordml/symex" xmlns:wpg="http://schemas.microsoft.com/office/word/2010/wordprocessingGroup" xmlns:wpi="http://schemas.microsoft.com/office/word/2010/wordprocessingInk" xmlns:wne="http://schemas.microsoft.com/office/word/2006/wordml" xmlns:wps="http://schemas.microsoft.com/office/word/2010/wordprocessingShape" mc:Ignorable="w14 w15 w16se w16cid w16 w16cex w16sdtdh w16sdtfl w16du wp14">
   <w:endnote w:type="separator" w:id="-1">
     <w:p>
       <w:r>
@@ -3676,7 +3845,7 @@
 </file>
 
 <file path=word/footnotes.xml><?xml version="1.0" encoding="utf-8"?>
-<w:footnotes xmlns:wpc="http://schemas.microsoft.com/office/word/2010/wordprocessingCanvas" xmlns:cx="http://schemas.microsoft.com/office/drawing/2014/chartex" xmlns:cx1="http://schemas.microsoft.com/office/drawing/2015/9/8/chartex" xmlns:cx2="http://schemas.microsoft.com/office/drawing/2015/10/21/chartex" xmlns:cx3="http://schemas.microsoft.com/office/drawing/2016/5/9/chartex" xmlns:cx4="http://schemas.microsoft.com/office/drawing/2016/5/10/chartex" xmlns:cx5="http://schemas.microsoft.com/office/drawing/2016/5/11/chartex" xmlns:cx6="http://schemas.microsoft.com/office/drawing/2016/5/12/chartex" xmlns:cx7="http://schemas.microsoft.com/office/drawing/2016/5/13/chartex" xmlns:cx8="http://schemas.microsoft.com/office/drawing/2016/5/14/chartex" xmlns:mc="http://schemas.openxmlformats.org/markup-compatibility/2006" xmlns:aink="http://schemas.microsoft.com/office/drawing/2016/ink" xmlns:am3d="http://schemas.microsoft.com/office/drawing/2017/model3d" xmlns:o="urn:schemas-microsoft-com:office:office" xmlns:oel="http://schemas.microsoft.com/office/2019/extlst" xmlns:r="http://schemas.openxmlformats.org/officeDocument/2006/relationships" xmlns:m="http://schemas.openxmlformats.org/officeDocument/2006/math" xmlns:v="urn:schemas-microsoft-com:vml" xmlns:wp14="http://schemas.microsoft.com/office/word/2010/wordprocessingDrawing" xmlns:wp="http://schemas.openxmlformats.org/drawingml/2006/wordprocessingDrawing" xmlns:w10="urn:schemas-microsoft-com:office:word" xmlns:w="http://schemas.openxmlformats.org/wordprocessingml/2006/main" xmlns:w14="http://schemas.microsoft.com/office/word/2010/wordml" xmlns:w15="http://schemas.microsoft.com/office/word/2012/wordml" xmlns:w16cex="http://schemas.microsoft.com/office/word/2018/wordml/cex" xmlns:w16cid="http://schemas.microsoft.com/office/word/2016/wordml/cid" xmlns:w16="http://schemas.microsoft.com/office/word/2018/wordml" xmlns:w16du="http://schemas.microsoft.com/office/word/2023/wordml/word16du" xmlns:w16sdtdh="http://schemas.microsoft.com/office/word/2020/wordml/sdtdatahash" xmlns:w16sdtfl="http://schemas.microsoft.com/office/word/2024/wordml/sdtformatlock" xmlns:w16se="http://schemas.microsoft.com/office/word/2015/wordml/symex" xmlns:wpg="http://schemas.microsoft.com/office/word/2010/wordprocessingGroup" xmlns:wpi="http://schemas.microsoft.com/office/word/2010/wordprocessingInk" xmlns:wne="http://schemas.microsoft.com/office/word/2006/wordml" xmlns:wps="http://schemas.microsoft.com/office/word/2010/wordprocessingShape" mc:Ignorable="w14 w15 w16se w16cid w16 w16cex w16sdtdh w16sdtfl w16du wp14">
+<w:footnotes xmlns:wpc="http://schemas.microsoft.com/office/word/2010/wordprocessingCanvas" xmlns:cx="http://schemas.microsoft.com/office/drawing/2014/chartex" xmlns:cx1="http://schemas.microsoft.com/office/drawing/2015/9/8/chartex" xmlns:cx2="http://schemas.microsoft.com/office/drawing/2015/10/21/chartex" xmlns:cx3="http://schemas.microsoft.com/office/drawing/2016/5/9/chartex" xmlns:cx4="http://schemas.microsoft.com/office/drawing/2016/5/10/chartex" xmlns:cx5="http://schemas.microsoft.com/office/drawing/2016/5/11/chartex" xmlns:cx6="http://schemas.microsoft.com/office/drawing/2016/5/12/chartex" xmlns:cx7="http://schemas.microsoft.com/office/drawing/2016/5/13/chartex" xmlns:cx8="http://schemas.microsoft.com/office/drawing/2016/5/14/chartex" xmlns:mc="http://schemas.openxmlformats.org/markup-compatibility/2006" xmlns:aink="http://schemas.microsoft.com/office/drawing/2016/ink" xmlns:am3d="http://schemas.microsoft.com/office/drawing/2017/model3d" xmlns:o="urn:schemas-microsoft-com:office:office" xmlns:oel="http://schemas.microsoft.com/office/2019/extlst" xmlns:r="http://schemas.openxmlformats.org/officeDocument/2006/relationships" xmlns:m="http://schemas.openxmlformats.org/officeDocument/2006/math" xmlns:v="urn:schemas-microsoft-com:vml" xmlns:wp14="http://schemas.microsoft.com/office/word/2010/wordprocessingDrawing" xmlns:wp="http://schemas.openxmlformats.org/drawingml/2006/wordprocessingDrawing" xmlns:w10="urn:schemas-microsoft-com:office:word" xmlns:w="http://schemas.openxmlformats.org/wordprocessingml/2006/main" xmlns:w14="http://schemas.microsoft.com/office/word/2010/wordml" xmlns:w15="http://schemas.microsoft.com/office/word/2012/wordml" xmlns:w16cei="http://schemas.microsoft.com/office/word/2026/wordml/cei" xmlns:w16cex="http://schemas.microsoft.com/office/word/2018/wordml/cex" xmlns:w16cid="http://schemas.microsoft.com/office/word/2016/wordml/cid" xmlns:w16="http://schemas.microsoft.com/office/word/2018/wordml" xmlns:w16du="http://schemas.microsoft.com/office/word/2023/wordml/word16du" xmlns:w16sdtdh="http://schemas.microsoft.com/office/word/2020/wordml/sdtdatahash" xmlns:w16sdtfl="http://schemas.microsoft.com/office/word/2024/wordml/sdtformatlock" xmlns:w16se="http://schemas.microsoft.com/office/word/2015/wordml/symex" xmlns:wpg="http://schemas.microsoft.com/office/word/2010/wordprocessingGroup" xmlns:wpi="http://schemas.microsoft.com/office/word/2010/wordprocessingInk" xmlns:wne="http://schemas.microsoft.com/office/word/2006/wordml" xmlns:wps="http://schemas.microsoft.com/office/word/2010/wordprocessingShape" mc:Ignorable="w14 w15 w16se w16cid w16 w16cex w16sdtdh w16sdtfl w16du wp14">
   <w:footnote w:type="separator" w:id="-1">
     <w:p>
       <w:r>
@@ -3695,7 +3864,7 @@
 </file>
 
 <file path=word/header1.xml><?xml version="1.0" encoding="utf-8"?>
-<w:hdr xmlns:wpc="http://schemas.microsoft.com/office/word/2010/wordprocessingCanvas" xmlns:cx="http://schemas.microsoft.com/office/drawing/2014/chartex" xmlns:cx1="http://schemas.microsoft.com/office/drawing/2015/9/8/chartex" xmlns:cx2="http://schemas.microsoft.com/office/drawing/2015/10/21/chartex" xmlns:cx3="http://schemas.microsoft.com/office/drawing/2016/5/9/chartex" xmlns:cx4="http://schemas.microsoft.com/office/drawing/2016/5/10/chartex" xmlns:cx5="http://schemas.microsoft.com/office/drawing/2016/5/11/chartex" xmlns:cx6="http://schemas.microsoft.com/office/drawing/2016/5/12/chartex" xmlns:cx7="http://schemas.microsoft.com/office/drawing/2016/5/13/chartex" xmlns:cx8="http://schemas.microsoft.com/office/drawing/2016/5/14/chartex" xmlns:mc="http://schemas.openxmlformats.org/markup-compatibility/2006" xmlns:aink="http://schemas.microsoft.com/office/drawing/2016/ink" xmlns:am3d="http://schemas.microsoft.com/office/drawing/2017/model3d" xmlns:o="urn:schemas-microsoft-com:office:office" xmlns:oel="http://schemas.microsoft.com/office/2019/extlst" xmlns:r="http://schemas.openxmlformats.org/officeDocument/2006/relationships" xmlns:m="http://schemas.openxmlformats.org/officeDocument/2006/math" xmlns:v="urn:schemas-microsoft-com:vml" xmlns:wp14="http://schemas.microsoft.com/office/word/2010/wordprocessingDrawing" xmlns:wp="http://schemas.openxmlformats.org/drawingml/2006/wordprocessingDrawing" xmlns:w10="urn:schemas-microsoft-com:office:word" xmlns:w="http://schemas.openxmlformats.org/wordprocessingml/2006/main" xmlns:w14="http://schemas.microsoft.com/office/word/2010/wordml" xmlns:w15="http://schemas.microsoft.com/office/word/2012/wordml" xmlns:w16cex="http://schemas.microsoft.com/office/word/2018/wordml/cex" xmlns:w16cid="http://schemas.microsoft.com/office/word/2016/wordml/cid" xmlns:w16="http://schemas.microsoft.com/office/word/2018/wordml" xmlns:w16du="http://schemas.microsoft.com/office/word/2023/wordml/word16du" xmlns:w16sdtdh="http://schemas.microsoft.com/office/word/2020/wordml/sdtdatahash" xmlns:w16sdtfl="http://schemas.microsoft.com/office/word/2024/wordml/sdtformatlock" xmlns:w16se="http://schemas.microsoft.com/office/word/2015/wordml/symex" xmlns:wpg="http://schemas.microsoft.com/office/word/2010/wordprocessingGroup" xmlns:wpi="http://schemas.microsoft.com/office/word/2010/wordprocessingInk" xmlns:wne="http://schemas.microsoft.com/office/word/2006/wordml" xmlns:wps="http://schemas.microsoft.com/office/word/2010/wordprocessingShape" mc:Ignorable="w14 w15 w16se w16cid w16 w16cex w16sdtdh w16sdtfl w16du wp14">
+<w:hdr xmlns:wpc="http://schemas.microsoft.com/office/word/2010/wordprocessingCanvas" xmlns:cx="http://schemas.microsoft.com/office/drawing/2014/chartex" xmlns:cx1="http://schemas.microsoft.com/office/drawing/2015/9/8/chartex" xmlns:cx2="http://schemas.microsoft.com/office/drawing/2015/10/21/chartex" xmlns:cx3="http://schemas.microsoft.com/office/drawing/2016/5/9/chartex" xmlns:cx4="http://schemas.microsoft.com/office/drawing/2016/5/10/chartex" xmlns:cx5="http://schemas.microsoft.com/office/drawing/2016/5/11/chartex" xmlns:cx6="http://schemas.microsoft.com/office/drawing/2016/5/12/chartex" xmlns:cx7="http://schemas.microsoft.com/office/drawing/2016/5/13/chartex" xmlns:cx8="http://schemas.microsoft.com/office/drawing/2016/5/14/chartex" xmlns:mc="http://schemas.openxmlformats.org/markup-compatibility/2006" xmlns:aink="http://schemas.microsoft.com/office/drawing/2016/ink" xmlns:am3d="http://schemas.microsoft.com/office/drawing/2017/model3d" xmlns:o="urn:schemas-microsoft-com:office:office" xmlns:oel="http://schemas.microsoft.com/office/2019/extlst" xmlns:r="http://schemas.openxmlformats.org/officeDocument/2006/relationships" xmlns:m="http://schemas.openxmlformats.org/officeDocument/2006/math" xmlns:v="urn:schemas-microsoft-com:vml" xmlns:wp14="http://schemas.microsoft.com/office/word/2010/wordprocessingDrawing" xmlns:wp="http://schemas.openxmlformats.org/drawingml/2006/wordprocessingDrawing" xmlns:w10="urn:schemas-microsoft-com:office:word" xmlns:w="http://schemas.openxmlformats.org/wordprocessingml/2006/main" xmlns:w14="http://schemas.microsoft.com/office/word/2010/wordml" xmlns:w15="http://schemas.microsoft.com/office/word/2012/wordml" xmlns:w16cei="http://schemas.microsoft.com/office/word/2026/wordml/cei" xmlns:w16cex="http://schemas.microsoft.com/office/word/2018/wordml/cex" xmlns:w16cid="http://schemas.microsoft.com/office/word/2016/wordml/cid" xmlns:w16="http://schemas.microsoft.com/office/word/2018/wordml" xmlns:w16du="http://schemas.microsoft.com/office/word/2023/wordml/word16du" xmlns:w16sdtdh="http://schemas.microsoft.com/office/word/2020/wordml/sdtdatahash" xmlns:w16sdtfl="http://schemas.microsoft.com/office/word/2024/wordml/sdtformatlock" xmlns:w16se="http://schemas.microsoft.com/office/word/2015/wordml/symex" xmlns:wpg="http://schemas.microsoft.com/office/word/2010/wordprocessingGroup" xmlns:wpi="http://schemas.microsoft.com/office/word/2010/wordprocessingInk" xmlns:wne="http://schemas.microsoft.com/office/word/2006/wordml" xmlns:wps="http://schemas.microsoft.com/office/word/2010/wordprocessingShape" mc:Ignorable="w14 w15 w16se w16cid w16 w16cex w16sdtdh w16sdtfl w16du wp14">
   <w:p>
     <w:pPr>
       <w:jc w:val="center"/>
@@ -3920,7 +4089,7 @@
 </file>
 
 <file path=word/header2.xml><?xml version="1.0" encoding="utf-8"?>
-<w:hdr xmlns:wpc="http://schemas.microsoft.com/office/word/2010/wordprocessingCanvas" xmlns:cx="http://schemas.microsoft.com/office/drawing/2014/chartex" xmlns:cx1="http://schemas.microsoft.com/office/drawing/2015/9/8/chartex" xmlns:cx2="http://schemas.microsoft.com/office/drawing/2015/10/21/chartex" xmlns:cx3="http://schemas.microsoft.com/office/drawing/2016/5/9/chartex" xmlns:cx4="http://schemas.microsoft.com/office/drawing/2016/5/10/chartex" xmlns:cx5="http://schemas.microsoft.com/office/drawing/2016/5/11/chartex" xmlns:cx6="http://schemas.microsoft.com/office/drawing/2016/5/12/chartex" xmlns:cx7="http://schemas.microsoft.com/office/drawing/2016/5/13/chartex" xmlns:cx8="http://schemas.microsoft.com/office/drawing/2016/5/14/chartex" xmlns:mc="http://schemas.openxmlformats.org/markup-compatibility/2006" xmlns:aink="http://schemas.microsoft.com/office/drawing/2016/ink" xmlns:am3d="http://schemas.microsoft.com/office/drawing/2017/model3d" xmlns:o="urn:schemas-microsoft-com:office:office" xmlns:oel="http://schemas.microsoft.com/office/2019/extlst" xmlns:r="http://schemas.openxmlformats.org/officeDocument/2006/relationships" xmlns:m="http://schemas.openxmlformats.org/officeDocument/2006/math" xmlns:v="urn:schemas-microsoft-com:vml" xmlns:wp14="http://schemas.microsoft.com/office/word/2010/wordprocessingDrawing" xmlns:wp="http://schemas.openxmlformats.org/drawingml/2006/wordprocessingDrawing" xmlns:w10="urn:schemas-microsoft-com:office:word" xmlns:w="http://schemas.openxmlformats.org/wordprocessingml/2006/main" xmlns:w14="http://schemas.microsoft.com/office/word/2010/wordml" xmlns:w15="http://schemas.microsoft.com/office/word/2012/wordml" xmlns:w16cex="http://schemas.microsoft.com/office/word/2018/wordml/cex" xmlns:w16cid="http://schemas.microsoft.com/office/word/2016/wordml/cid" xmlns:w16="http://schemas.microsoft.com/office/word/2018/wordml" xmlns:w16du="http://schemas.microsoft.com/office/word/2023/wordml/word16du" xmlns:w16sdtdh="http://schemas.microsoft.com/office/word/2020/wordml/sdtdatahash" xmlns:w16sdtfl="http://schemas.microsoft.com/office/word/2024/wordml/sdtformatlock" xmlns:w16se="http://schemas.microsoft.com/office/word/2015/wordml/symex" xmlns:wpg="http://schemas.microsoft.com/office/word/2010/wordprocessingGroup" xmlns:wpi="http://schemas.microsoft.com/office/word/2010/wordprocessingInk" xmlns:wne="http://schemas.microsoft.com/office/word/2006/wordml" xmlns:wps="http://schemas.microsoft.com/office/word/2010/wordprocessingShape" mc:Ignorable="w14 w15 w16se w16cid w16 w16cex w16sdtdh w16sdtfl w16du wp14">
+<w:hdr xmlns:wpc="http://schemas.microsoft.com/office/word/2010/wordprocessingCanvas" xmlns:cx="http://schemas.microsoft.com/office/drawing/2014/chartex" xmlns:cx1="http://schemas.microsoft.com/office/drawing/2015/9/8/chartex" xmlns:cx2="http://schemas.microsoft.com/office/drawing/2015/10/21/chartex" xmlns:cx3="http://schemas.microsoft.com/office/drawing/2016/5/9/chartex" xmlns:cx4="http://schemas.microsoft.com/office/drawing/2016/5/10/chartex" xmlns:cx5="http://schemas.microsoft.com/office/drawing/2016/5/11/chartex" xmlns:cx6="http://schemas.microsoft.com/office/drawing/2016/5/12/chartex" xmlns:cx7="http://schemas.microsoft.com/office/drawing/2016/5/13/chartex" xmlns:cx8="http://schemas.microsoft.com/office/drawing/2016/5/14/chartex" xmlns:mc="http://schemas.openxmlformats.org/markup-compatibility/2006" xmlns:aink="http://schemas.microsoft.com/office/drawing/2016/ink" xmlns:am3d="http://schemas.microsoft.com/office/drawing/2017/model3d" xmlns:o="urn:schemas-microsoft-com:office:office" xmlns:oel="http://schemas.microsoft.com/office/2019/extlst" xmlns:r="http://schemas.openxmlformats.org/officeDocument/2006/relationships" xmlns:m="http://schemas.openxmlformats.org/officeDocument/2006/math" xmlns:v="urn:schemas-microsoft-com:vml" xmlns:wp14="http://schemas.microsoft.com/office/word/2010/wordprocessingDrawing" xmlns:wp="http://schemas.openxmlformats.org/drawingml/2006/wordprocessingDrawing" xmlns:w10="urn:schemas-microsoft-com:office:word" xmlns:w="http://schemas.openxmlformats.org/wordprocessingml/2006/main" xmlns:w14="http://schemas.microsoft.com/office/word/2010/wordml" xmlns:w15="http://schemas.microsoft.com/office/word/2012/wordml" xmlns:w16cei="http://schemas.microsoft.com/office/word/2026/wordml/cei" xmlns:w16cex="http://schemas.microsoft.com/office/word/2018/wordml/cex" xmlns:w16cid="http://schemas.microsoft.com/office/word/2016/wordml/cid" xmlns:w16="http://schemas.microsoft.com/office/word/2018/wordml" xmlns:w16du="http://schemas.microsoft.com/office/word/2023/wordml/word16du" xmlns:w16sdtdh="http://schemas.microsoft.com/office/word/2020/wordml/sdtdatahash" xmlns:w16sdtfl="http://schemas.microsoft.com/office/word/2024/wordml/sdtformatlock" xmlns:w16se="http://schemas.microsoft.com/office/word/2015/wordml/symex" xmlns:wpg="http://schemas.microsoft.com/office/word/2010/wordprocessingGroup" xmlns:wpi="http://schemas.microsoft.com/office/word/2010/wordprocessingInk" xmlns:wne="http://schemas.microsoft.com/office/word/2006/wordml" xmlns:wps="http://schemas.microsoft.com/office/word/2010/wordprocessingShape" mc:Ignorable="w14 w15 w16se w16cid w16 w16cex w16sdtdh w16sdtfl w16du wp14">
   <w:p>
     <w:pPr>
       <w:pStyle w:val="Header"/>
@@ -3933,7 +4102,7 @@
 </file>
 
 <file path=word/numbering.xml><?xml version="1.0" encoding="utf-8"?>
-<w:numbering xmlns:wpc="http://schemas.microsoft.com/office/word/2010/wordprocessingCanvas" xmlns:cx="http://schemas.microsoft.com/office/drawing/2014/chartex" xmlns:cx1="http://schemas.microsoft.com/office/drawing/2015/9/8/chartex" xmlns:cx2="http://schemas.microsoft.com/office/drawing/2015/10/21/chartex" xmlns:cx3="http://schemas.microsoft.com/office/drawing/2016/5/9/chartex" xmlns:cx4="http://schemas.microsoft.com/office/drawing/2016/5/10/chartex" xmlns:cx5="http://schemas.microsoft.com/office/drawing/2016/5/11/chartex" xmlns:cx6="http://schemas.microsoft.com/office/drawing/2016/5/12/chartex" xmlns:cx7="http://schemas.microsoft.com/office/drawing/2016/5/13/chartex" xmlns:cx8="http://schemas.microsoft.com/office/drawing/2016/5/14/chartex" xmlns:mc="http://schemas.openxmlformats.org/markup-compatibility/2006" xmlns:aink="http://schemas.microsoft.com/office/drawing/2016/ink" xmlns:am3d="http://schemas.microsoft.com/office/drawing/2017/model3d" xmlns:o="urn:schemas-microsoft-com:office:office" xmlns:oel="http://schemas.microsoft.com/office/2019/extlst" xmlns:r="http://schemas.openxmlformats.org/officeDocument/2006/relationships" xmlns:m="http://schemas.openxmlformats.org/officeDocument/2006/math" xmlns:v="urn:schemas-microsoft-com:vml" xmlns:wp14="http://schemas.microsoft.com/office/word/2010/wordprocessingDrawing" xmlns:wp="http://schemas.openxmlformats.org/drawingml/2006/wordprocessingDrawing" xmlns:w10="urn:schemas-microsoft-com:office:word" xmlns:w="http://schemas.openxmlformats.org/wordprocessingml/2006/main" xmlns:w14="http://schemas.microsoft.com/office/word/2010/wordml" xmlns:w15="http://schemas.microsoft.com/office/word/2012/wordml" xmlns:w16cex="http://schemas.microsoft.com/office/word/2018/wordml/cex" xmlns:w16cid="http://schemas.microsoft.com/office/word/2016/wordml/cid" xmlns:w16="http://schemas.microsoft.com/office/word/2018/wordml" xmlns:w16du="http://schemas.microsoft.com/office/word/2023/wordml/word16du" xmlns:w16sdtdh="http://schemas.microsoft.com/office/word/2020/wordml/sdtdatahash" xmlns:w16sdtfl="http://schemas.microsoft.com/office/word/2024/wordml/sdtformatlock" xmlns:w16se="http://schemas.microsoft.com/office/word/2015/wordml/symex" xmlns:wpg="http://schemas.microsoft.com/office/word/2010/wordprocessingGroup" xmlns:wpi="http://schemas.microsoft.com/office/word/2010/wordprocessingInk" xmlns:wne="http://schemas.microsoft.com/office/word/2006/wordml" xmlns:wps="http://schemas.microsoft.com/office/word/2010/wordprocessingShape" mc:Ignorable="w14 w15 w16se w16cid w16 w16cex w16sdtdh w16sdtfl w16du wp14">
+<w:numbering xmlns:wpc="http://schemas.microsoft.com/office/word/2010/wordprocessingCanvas" xmlns:cx="http://schemas.microsoft.com/office/drawing/2014/chartex" xmlns:cx1="http://schemas.microsoft.com/office/drawing/2015/9/8/chartex" xmlns:cx2="http://schemas.microsoft.com/office/drawing/2015/10/21/chartex" xmlns:cx3="http://schemas.microsoft.com/office/drawing/2016/5/9/chartex" xmlns:cx4="http://schemas.microsoft.com/office/drawing/2016/5/10/chartex" xmlns:cx5="http://schemas.microsoft.com/office/drawing/2016/5/11/chartex" xmlns:cx6="http://schemas.microsoft.com/office/drawing/2016/5/12/chartex" xmlns:cx7="http://schemas.microsoft.com/office/drawing/2016/5/13/chartex" xmlns:cx8="http://schemas.microsoft.com/office/drawing/2016/5/14/chartex" xmlns:mc="http://schemas.openxmlformats.org/markup-compatibility/2006" xmlns:aink="http://schemas.microsoft.com/office/drawing/2016/ink" xmlns:am3d="http://schemas.microsoft.com/office/drawing/2017/model3d" xmlns:o="urn:schemas-microsoft-com:office:office" xmlns:oel="http://schemas.microsoft.com/office/2019/extlst" xmlns:r="http://schemas.openxmlformats.org/officeDocument/2006/relationships" xmlns:m="http://schemas.openxmlformats.org/officeDocument/2006/math" xmlns:v="urn:schemas-microsoft-com:vml" xmlns:wp14="http://schemas.microsoft.com/office/word/2010/wordprocessingDrawing" xmlns:wp="http://schemas.openxmlformats.org/drawingml/2006/wordprocessingDrawing" xmlns:w10="urn:schemas-microsoft-com:office:word" xmlns:w="http://schemas.openxmlformats.org/wordprocessingml/2006/main" xmlns:w14="http://schemas.microsoft.com/office/word/2010/wordml" xmlns:w15="http://schemas.microsoft.com/office/word/2012/wordml" xmlns:w16cei="http://schemas.microsoft.com/office/word/2026/wordml/cei" xmlns:w16cex="http://schemas.microsoft.com/office/word/2018/wordml/cex" xmlns:w16cid="http://schemas.microsoft.com/office/word/2016/wordml/cid" xmlns:w16="http://schemas.microsoft.com/office/word/2018/wordml" xmlns:w16du="http://schemas.microsoft.com/office/word/2023/wordml/word16du" xmlns:w16sdtdh="http://schemas.microsoft.com/office/word/2020/wordml/sdtdatahash" xmlns:w16sdtfl="http://schemas.microsoft.com/office/word/2024/wordml/sdtformatlock" xmlns:w16se="http://schemas.microsoft.com/office/word/2015/wordml/symex" xmlns:wpg="http://schemas.microsoft.com/office/word/2010/wordprocessingGroup" xmlns:wpi="http://schemas.microsoft.com/office/word/2010/wordprocessingInk" xmlns:wne="http://schemas.microsoft.com/office/word/2006/wordml" xmlns:wps="http://schemas.microsoft.com/office/word/2010/wordprocessingShape" mc:Ignorable="w14 w15 w16se w16cid w16 w16cex w16sdtdh w16sdtfl w16du wp14">
   <w:abstractNum w:abstractNumId="0" w15:restartNumberingAfterBreak="0">
     <w:nsid w:val="0E6F5C24"/>
     <w:multiLevelType w:val="hybridMultilevel"/>
@@ -4434,7 +4603,7 @@
     <w:lsdException w:name="Table Web 2" w:semiHidden="1" w:unhideWhenUsed="1"/>
     <w:lsdException w:name="Table Web 3" w:semiHidden="1" w:unhideWhenUsed="1"/>
     <w:lsdException w:name="Balloon Text" w:semiHidden="1" w:unhideWhenUsed="1"/>
-    <w:lsdException w:name="Table Grid" w:uiPriority="39"/>
+    <w:lsdException w:name="Table Grid" w:uiPriority="59"/>
     <w:lsdException w:name="Table Theme" w:semiHidden="1" w:unhideWhenUsed="1"/>
     <w:lsdException w:name="Placeholder Text" w:semiHidden="1"/>
     <w:lsdException w:name="No Spacing" w:uiPriority="1" w:qFormat="1"/>
@@ -4832,7 +5001,7 @@
   <w:style w:type="table" w:styleId="TableGrid">
     <w:name w:val="Table Grid"/>
     <w:basedOn w:val="TableNormal"/>
-    <w:uiPriority w:val="39"/>
+    <w:uiPriority w:val="59"/>
     <w:rsid w:val="00665ACC"/>
     <w:rPr>
       <w:sz w:val="24"/>

--- a/templates/template_tos_finals.docx
+++ b/templates/template_tos_finals.docx
@@ -1,6 +1,6 @@
 
 <file path=word/document.xml><?xml version="1.0" encoding="utf-8"?>
-<w:document xmlns:wpc="http://schemas.microsoft.com/office/word/2010/wordprocessingCanvas" xmlns:cx="http://schemas.microsoft.com/office/drawing/2014/chartex" xmlns:cx1="http://schemas.microsoft.com/office/drawing/2015/9/8/chartex" xmlns:cx2="http://schemas.microsoft.com/office/drawing/2015/10/21/chartex" xmlns:cx3="http://schemas.microsoft.com/office/drawing/2016/5/9/chartex" xmlns:cx4="http://schemas.microsoft.com/office/drawing/2016/5/10/chartex" xmlns:cx5="http://schemas.microsoft.com/office/drawing/2016/5/11/chartex" xmlns:cx6="http://schemas.microsoft.com/office/drawing/2016/5/12/chartex" xmlns:cx7="http://schemas.microsoft.com/office/drawing/2016/5/13/chartex" xmlns:cx8="http://schemas.microsoft.com/office/drawing/2016/5/14/chartex" xmlns:mc="http://schemas.openxmlformats.org/markup-compatibility/2006" xmlns:aink="http://schemas.microsoft.com/office/drawing/2016/ink" xmlns:am3d="http://schemas.microsoft.com/office/drawing/2017/model3d" xmlns:o="urn:schemas-microsoft-com:office:office" xmlns:oel="http://schemas.microsoft.com/office/2019/extlst" xmlns:r="http://schemas.openxmlformats.org/officeDocument/2006/relationships" xmlns:m="http://schemas.openxmlformats.org/officeDocument/2006/math" xmlns:v="urn:schemas-microsoft-com:vml" xmlns:wp14="http://schemas.microsoft.com/office/word/2010/wordprocessingDrawing" xmlns:wp="http://schemas.openxmlformats.org/drawingml/2006/wordprocessingDrawing" xmlns:w10="urn:schemas-microsoft-com:office:word" xmlns:w="http://schemas.openxmlformats.org/wordprocessingml/2006/main" xmlns:w14="http://schemas.microsoft.com/office/word/2010/wordml" xmlns:w15="http://schemas.microsoft.com/office/word/2012/wordml" xmlns:w16cei="http://schemas.microsoft.com/office/word/2026/wordml/cei" xmlns:w16cex="http://schemas.microsoft.com/office/word/2018/wordml/cex" xmlns:w16cid="http://schemas.microsoft.com/office/word/2016/wordml/cid" xmlns:w16="http://schemas.microsoft.com/office/word/2018/wordml" xmlns:w16du="http://schemas.microsoft.com/office/word/2023/wordml/word16du" xmlns:w16sdtdh="http://schemas.microsoft.com/office/word/2020/wordml/sdtdatahash" xmlns:w16sdtfl="http://schemas.microsoft.com/office/word/2024/wordml/sdtformatlock" xmlns:w16se="http://schemas.microsoft.com/office/word/2015/wordml/symex" xmlns:wpg="http://schemas.microsoft.com/office/word/2010/wordprocessingGroup" xmlns:wpi="http://schemas.microsoft.com/office/word/2010/wordprocessingInk" xmlns:wne="http://schemas.microsoft.com/office/word/2006/wordml" xmlns:wps="http://schemas.microsoft.com/office/word/2010/wordprocessingShape" mc:Ignorable="w14 w15 w16se w16cid w16 w16cex w16sdtdh w16sdtfl w16du wp14">
+<w:document xmlns:wpc="http://schemas.microsoft.com/office/word/2010/wordprocessingCanvas" xmlns:cx="http://schemas.microsoft.com/office/drawing/2014/chartex" xmlns:cx1="http://schemas.microsoft.com/office/drawing/2015/9/8/chartex" xmlns:cx2="http://schemas.microsoft.com/office/drawing/2015/10/21/chartex" xmlns:cx3="http://schemas.microsoft.com/office/drawing/2016/5/9/chartex" xmlns:cx4="http://schemas.microsoft.com/office/drawing/2016/5/10/chartex" xmlns:cx5="http://schemas.microsoft.com/office/drawing/2016/5/11/chartex" xmlns:cx6="http://schemas.microsoft.com/office/drawing/2016/5/12/chartex" xmlns:cx7="http://schemas.microsoft.com/office/drawing/2016/5/13/chartex" xmlns:cx8="http://schemas.microsoft.com/office/drawing/2016/5/14/chartex" xmlns:mc="http://schemas.openxmlformats.org/markup-compatibility/2006" xmlns:aink="http://schemas.microsoft.com/office/drawing/2016/ink" xmlns:am3d="http://schemas.microsoft.com/office/drawing/2017/model3d" xmlns:o="urn:schemas-microsoft-com:office:office" xmlns:oel="http://schemas.microsoft.com/office/2019/extlst" xmlns:r="http://schemas.openxmlformats.org/officeDocument/2006/relationships" xmlns:m="http://schemas.openxmlformats.org/officeDocument/2006/math" xmlns:v="urn:schemas-microsoft-com:vml" xmlns:wp14="http://schemas.microsoft.com/office/word/2010/wordprocessingDrawing" xmlns:wp="http://schemas.openxmlformats.org/drawingml/2006/wordprocessingDrawing" xmlns:w10="urn:schemas-microsoft-com:office:word" xmlns:w="http://schemas.openxmlformats.org/wordprocessingml/2006/main" xmlns:w14="http://schemas.microsoft.com/office/word/2010/wordml" xmlns:w15="http://schemas.microsoft.com/office/word/2012/wordml" xmlns:w16cex="http://schemas.microsoft.com/office/word/2018/wordml/cex" xmlns:w16cid="http://schemas.microsoft.com/office/word/2016/wordml/cid" xmlns:w16="http://schemas.microsoft.com/office/word/2018/wordml" xmlns:w16du="http://schemas.microsoft.com/office/word/2023/wordml/word16du" xmlns:w16sdtdh="http://schemas.microsoft.com/office/word/2020/wordml/sdtdatahash" xmlns:w16sdtfl="http://schemas.microsoft.com/office/word/2024/wordml/sdtformatlock" xmlns:w16se="http://schemas.microsoft.com/office/word/2015/wordml/symex" xmlns:wpg="http://schemas.microsoft.com/office/word/2010/wordprocessingGroup" xmlns:wpi="http://schemas.microsoft.com/office/word/2010/wordprocessingInk" xmlns:wne="http://schemas.microsoft.com/office/word/2006/wordml" xmlns:wps="http://schemas.microsoft.com/office/word/2010/wordprocessingShape" mc:Ignorable="w14 w15 w16se w16cid w16 w16cex w16sdtdh w16sdtfl w16du wp14">
   <w:body>
     <w:p>
       <w:pPr>
@@ -93,7 +93,7 @@
               </wp:anchor>
             </w:drawing>
           </mc:Choice>
-          <mc:Fallback>
+          <mc:Fallback xmlns:w16cei="http://schemas.microsoft.com/office/word/2026/wordml/cei">
             <w:pict>
               <v:shapetype w14:anchorId="3124C72F" id="_x0000_t202" coordsize="21600,21600" o:spt="202" path="m,l,21600r21600,l21600,xe">
                 <v:stroke joinstyle="miter"/>
@@ -2306,6 +2306,7 @@
               <w:rPr>
                 <w:rFonts w:ascii="Calibri" w:hAnsi="Calibri" w:cs="Calibri"/>
               </w:rPr>
+              <w:lastRenderedPageBreak/>
               <w:t>LEGASPI, ZER ONYKX B.</w:t>
             </w:r>
           </w:p>
@@ -2382,7 +2383,6 @@
               <w:rPr>
                 <w:rFonts w:ascii="Calibri" w:hAnsi="Calibri" w:cs="Calibri"/>
               </w:rPr>
-              <w:lastRenderedPageBreak/>
               <w:t>MAGAPAN, ROXETTE D.</w:t>
             </w:r>
           </w:p>
@@ -3805,7 +3805,12 @@
           <w:tab w:val="left" w:pos="7485"/>
         </w:tabs>
         <w:sectPr>
-          <w:headerReference w:type="default" r:id="rId7"/>
+          <w:headerReference w:type="even" r:id="rId7"/>
+          <w:headerReference w:type="default" r:id="rId8"/>
+          <w:footerReference w:type="even" r:id="rId9"/>
+          <w:footerReference w:type="default" r:id="rId10"/>
+          <w:headerReference w:type="first" r:id="rId11"/>
+          <w:footerReference w:type="first" r:id="rId12"/>
           <w:pgSz w:w="11909" w:h="16834" w:code="9"/>
           <w:pgMar w:top="1728" w:right="1080" w:bottom="576" w:left="2160" w:header="432" w:footer="432" w:gutter="0"/>
           <w:cols w:space="720"/>
@@ -3815,7 +3820,7 @@
     </w:p>
     <w:p/>
     <w:sectPr>
-      <w:headerReference w:type="default" r:id="rId8"/>
+      <w:headerReference w:type="default" r:id="rId13"/>
       <w:pgSz w:w="11909" w:h="16834" w:code="9"/>
       <w:pgMar w:top="1728" w:right="1080" w:bottom="576" w:left="2160" w:header="432" w:footer="432" w:gutter="0"/>
       <w:cols w:space="720"/>
@@ -3826,7 +3831,7 @@
 </file>
 
 <file path=word/endnotes.xml><?xml version="1.0" encoding="utf-8"?>
-<w:endnotes xmlns:wpc="http://schemas.microsoft.com/office/word/2010/wordprocessingCanvas" xmlns:cx="http://schemas.microsoft.com/office/drawing/2014/chartex" xmlns:cx1="http://schemas.microsoft.com/office/drawing/2015/9/8/chartex" xmlns:cx2="http://schemas.microsoft.com/office/drawing/2015/10/21/chartex" xmlns:cx3="http://schemas.microsoft.com/office/drawing/2016/5/9/chartex" xmlns:cx4="http://schemas.microsoft.com/office/drawing/2016/5/10/chartex" xmlns:cx5="http://schemas.microsoft.com/office/drawing/2016/5/11/chartex" xmlns:cx6="http://schemas.microsoft.com/office/drawing/2016/5/12/chartex" xmlns:cx7="http://schemas.microsoft.com/office/drawing/2016/5/13/chartex" xmlns:cx8="http://schemas.microsoft.com/office/drawing/2016/5/14/chartex" xmlns:mc="http://schemas.openxmlformats.org/markup-compatibility/2006" xmlns:aink="http://schemas.microsoft.com/office/drawing/2016/ink" xmlns:am3d="http://schemas.microsoft.com/office/drawing/2017/model3d" xmlns:o="urn:schemas-microsoft-com:office:office" xmlns:oel="http://schemas.microsoft.com/office/2019/extlst" xmlns:r="http://schemas.openxmlformats.org/officeDocument/2006/relationships" xmlns:m="http://schemas.openxmlformats.org/officeDocument/2006/math" xmlns:v="urn:schemas-microsoft-com:vml" xmlns:wp14="http://schemas.microsoft.com/office/word/2010/wordprocessingDrawing" xmlns:wp="http://schemas.openxmlformats.org/drawingml/2006/wordprocessingDrawing" xmlns:w10="urn:schemas-microsoft-com:office:word" xmlns:w="http://schemas.openxmlformats.org/wordprocessingml/2006/main" xmlns:w14="http://schemas.microsoft.com/office/word/2010/wordml" xmlns:w15="http://schemas.microsoft.com/office/word/2012/wordml" xmlns:w16cei="http://schemas.microsoft.com/office/word/2026/wordml/cei" xmlns:w16cex="http://schemas.microsoft.com/office/word/2018/wordml/cex" xmlns:w16cid="http://schemas.microsoft.com/office/word/2016/wordml/cid" xmlns:w16="http://schemas.microsoft.com/office/word/2018/wordml" xmlns:w16du="http://schemas.microsoft.com/office/word/2023/wordml/word16du" xmlns:w16sdtdh="http://schemas.microsoft.com/office/word/2020/wordml/sdtdatahash" xmlns:w16sdtfl="http://schemas.microsoft.com/office/word/2024/wordml/sdtformatlock" xmlns:w16se="http://schemas.microsoft.com/office/word/2015/wordml/symex" xmlns:wpg="http://schemas.microsoft.com/office/word/2010/wordprocessingGroup" xmlns:wpi="http://schemas.microsoft.com/office/word/2010/wordprocessingInk" xmlns:wne="http://schemas.microsoft.com/office/word/2006/wordml" xmlns:wps="http://schemas.microsoft.com/office/word/2010/wordprocessingShape" mc:Ignorable="w14 w15 w16se w16cid w16 w16cex w16sdtdh w16sdtfl w16du wp14">
+<w:endnotes xmlns:wpc="http://schemas.microsoft.com/office/word/2010/wordprocessingCanvas" xmlns:cx="http://schemas.microsoft.com/office/drawing/2014/chartex" xmlns:cx1="http://schemas.microsoft.com/office/drawing/2015/9/8/chartex" xmlns:cx2="http://schemas.microsoft.com/office/drawing/2015/10/21/chartex" xmlns:cx3="http://schemas.microsoft.com/office/drawing/2016/5/9/chartex" xmlns:cx4="http://schemas.microsoft.com/office/drawing/2016/5/10/chartex" xmlns:cx5="http://schemas.microsoft.com/office/drawing/2016/5/11/chartex" xmlns:cx6="http://schemas.microsoft.com/office/drawing/2016/5/12/chartex" xmlns:cx7="http://schemas.microsoft.com/office/drawing/2016/5/13/chartex" xmlns:cx8="http://schemas.microsoft.com/office/drawing/2016/5/14/chartex" xmlns:mc="http://schemas.openxmlformats.org/markup-compatibility/2006" xmlns:aink="http://schemas.microsoft.com/office/drawing/2016/ink" xmlns:am3d="http://schemas.microsoft.com/office/drawing/2017/model3d" xmlns:o="urn:schemas-microsoft-com:office:office" xmlns:oel="http://schemas.microsoft.com/office/2019/extlst" xmlns:r="http://schemas.openxmlformats.org/officeDocument/2006/relationships" xmlns:m="http://schemas.openxmlformats.org/officeDocument/2006/math" xmlns:v="urn:schemas-microsoft-com:vml" xmlns:wp14="http://schemas.microsoft.com/office/word/2010/wordprocessingDrawing" xmlns:wp="http://schemas.openxmlformats.org/drawingml/2006/wordprocessingDrawing" xmlns:w10="urn:schemas-microsoft-com:office:word" xmlns:w="http://schemas.openxmlformats.org/wordprocessingml/2006/main" xmlns:w14="http://schemas.microsoft.com/office/word/2010/wordml" xmlns:w15="http://schemas.microsoft.com/office/word/2012/wordml" xmlns:w16cex="http://schemas.microsoft.com/office/word/2018/wordml/cex" xmlns:w16cid="http://schemas.microsoft.com/office/word/2016/wordml/cid" xmlns:w16="http://schemas.microsoft.com/office/word/2018/wordml" xmlns:w16du="http://schemas.microsoft.com/office/word/2023/wordml/word16du" xmlns:w16sdtdh="http://schemas.microsoft.com/office/word/2020/wordml/sdtdatahash" xmlns:w16sdtfl="http://schemas.microsoft.com/office/word/2024/wordml/sdtformatlock" xmlns:w16se="http://schemas.microsoft.com/office/word/2015/wordml/symex" xmlns:wpg="http://schemas.microsoft.com/office/word/2010/wordprocessingGroup" xmlns:wpi="http://schemas.microsoft.com/office/word/2010/wordprocessingInk" xmlns:wne="http://schemas.microsoft.com/office/word/2006/wordml" xmlns:wps="http://schemas.microsoft.com/office/word/2010/wordprocessingShape" mc:Ignorable="w14 w15 w16se w16cid w16 w16cex w16sdtdh w16sdtfl w16du wp14">
   <w:endnote w:type="separator" w:id="-1">
     <w:p>
       <w:r>
@@ -3844,8 +3849,38 @@
 </w:endnotes>
 </file>
 
+<file path=word/footer1.xml><?xml version="1.0" encoding="utf-8"?>
+<w:ftr xmlns:wpc="http://schemas.microsoft.com/office/word/2010/wordprocessingCanvas" xmlns:cx="http://schemas.microsoft.com/office/drawing/2014/chartex" xmlns:cx1="http://schemas.microsoft.com/office/drawing/2015/9/8/chartex" xmlns:cx2="http://schemas.microsoft.com/office/drawing/2015/10/21/chartex" xmlns:cx3="http://schemas.microsoft.com/office/drawing/2016/5/9/chartex" xmlns:cx4="http://schemas.microsoft.com/office/drawing/2016/5/10/chartex" xmlns:cx5="http://schemas.microsoft.com/office/drawing/2016/5/11/chartex" xmlns:cx6="http://schemas.microsoft.com/office/drawing/2016/5/12/chartex" xmlns:cx7="http://schemas.microsoft.com/office/drawing/2016/5/13/chartex" xmlns:cx8="http://schemas.microsoft.com/office/drawing/2016/5/14/chartex" xmlns:mc="http://schemas.openxmlformats.org/markup-compatibility/2006" xmlns:aink="http://schemas.microsoft.com/office/drawing/2016/ink" xmlns:am3d="http://schemas.microsoft.com/office/drawing/2017/model3d" xmlns:o="urn:schemas-microsoft-com:office:office" xmlns:oel="http://schemas.microsoft.com/office/2019/extlst" xmlns:r="http://schemas.openxmlformats.org/officeDocument/2006/relationships" xmlns:m="http://schemas.openxmlformats.org/officeDocument/2006/math" xmlns:v="urn:schemas-microsoft-com:vml" xmlns:wp14="http://schemas.microsoft.com/office/word/2010/wordprocessingDrawing" xmlns:wp="http://schemas.openxmlformats.org/drawingml/2006/wordprocessingDrawing" xmlns:w10="urn:schemas-microsoft-com:office:word" xmlns:w="http://schemas.openxmlformats.org/wordprocessingml/2006/main" xmlns:w14="http://schemas.microsoft.com/office/word/2010/wordml" xmlns:w15="http://schemas.microsoft.com/office/word/2012/wordml" xmlns:w16cex="http://schemas.microsoft.com/office/word/2018/wordml/cex" xmlns:w16cid="http://schemas.microsoft.com/office/word/2016/wordml/cid" xmlns:w16="http://schemas.microsoft.com/office/word/2018/wordml" xmlns:w16du="http://schemas.microsoft.com/office/word/2023/wordml/word16du" xmlns:w16sdtdh="http://schemas.microsoft.com/office/word/2020/wordml/sdtdatahash" xmlns:w16sdtfl="http://schemas.microsoft.com/office/word/2024/wordml/sdtformatlock" xmlns:w16se="http://schemas.microsoft.com/office/word/2015/wordml/symex" xmlns:wpg="http://schemas.microsoft.com/office/word/2010/wordprocessingGroup" xmlns:wpi="http://schemas.microsoft.com/office/word/2010/wordprocessingInk" xmlns:wne="http://schemas.microsoft.com/office/word/2006/wordml" xmlns:wps="http://schemas.microsoft.com/office/word/2010/wordprocessingShape" mc:Ignorable="w14 w15 w16se w16cid w16 w16cex w16sdtdh w16sdtfl w16du wp14">
+  <w:p>
+    <w:pPr>
+      <w:pStyle w:val="Footer"/>
+    </w:pPr>
+  </w:p>
+</w:ftr>
+</file>
+
+<file path=word/footer2.xml><?xml version="1.0" encoding="utf-8"?>
+<w:ftr xmlns:wpc="http://schemas.microsoft.com/office/word/2010/wordprocessingCanvas" xmlns:cx="http://schemas.microsoft.com/office/drawing/2014/chartex" xmlns:cx1="http://schemas.microsoft.com/office/drawing/2015/9/8/chartex" xmlns:cx2="http://schemas.microsoft.com/office/drawing/2015/10/21/chartex" xmlns:cx3="http://schemas.microsoft.com/office/drawing/2016/5/9/chartex" xmlns:cx4="http://schemas.microsoft.com/office/drawing/2016/5/10/chartex" xmlns:cx5="http://schemas.microsoft.com/office/drawing/2016/5/11/chartex" xmlns:cx6="http://schemas.microsoft.com/office/drawing/2016/5/12/chartex" xmlns:cx7="http://schemas.microsoft.com/office/drawing/2016/5/13/chartex" xmlns:cx8="http://schemas.microsoft.com/office/drawing/2016/5/14/chartex" xmlns:mc="http://schemas.openxmlformats.org/markup-compatibility/2006" xmlns:aink="http://schemas.microsoft.com/office/drawing/2016/ink" xmlns:am3d="http://schemas.microsoft.com/office/drawing/2017/model3d" xmlns:o="urn:schemas-microsoft-com:office:office" xmlns:oel="http://schemas.microsoft.com/office/2019/extlst" xmlns:r="http://schemas.openxmlformats.org/officeDocument/2006/relationships" xmlns:m="http://schemas.openxmlformats.org/officeDocument/2006/math" xmlns:v="urn:schemas-microsoft-com:vml" xmlns:wp14="http://schemas.microsoft.com/office/word/2010/wordprocessingDrawing" xmlns:wp="http://schemas.openxmlformats.org/drawingml/2006/wordprocessingDrawing" xmlns:w10="urn:schemas-microsoft-com:office:word" xmlns:w="http://schemas.openxmlformats.org/wordprocessingml/2006/main" xmlns:w14="http://schemas.microsoft.com/office/word/2010/wordml" xmlns:w15="http://schemas.microsoft.com/office/word/2012/wordml" xmlns:w16cex="http://schemas.microsoft.com/office/word/2018/wordml/cex" xmlns:w16cid="http://schemas.microsoft.com/office/word/2016/wordml/cid" xmlns:w16="http://schemas.microsoft.com/office/word/2018/wordml" xmlns:w16du="http://schemas.microsoft.com/office/word/2023/wordml/word16du" xmlns:w16sdtdh="http://schemas.microsoft.com/office/word/2020/wordml/sdtdatahash" xmlns:w16sdtfl="http://schemas.microsoft.com/office/word/2024/wordml/sdtformatlock" xmlns:w16se="http://schemas.microsoft.com/office/word/2015/wordml/symex" xmlns:wpg="http://schemas.microsoft.com/office/word/2010/wordprocessingGroup" xmlns:wpi="http://schemas.microsoft.com/office/word/2010/wordprocessingInk" xmlns:wne="http://schemas.microsoft.com/office/word/2006/wordml" xmlns:wps="http://schemas.microsoft.com/office/word/2010/wordprocessingShape" mc:Ignorable="w14 w15 w16se w16cid w16 w16cex w16sdtdh w16sdtfl w16du wp14">
+  <w:p>
+    <w:pPr>
+      <w:pStyle w:val="Footer"/>
+    </w:pPr>
+  </w:p>
+</w:ftr>
+</file>
+
+<file path=word/footer3.xml><?xml version="1.0" encoding="utf-8"?>
+<w:ftr xmlns:wpc="http://schemas.microsoft.com/office/word/2010/wordprocessingCanvas" xmlns:cx="http://schemas.microsoft.com/office/drawing/2014/chartex" xmlns:cx1="http://schemas.microsoft.com/office/drawing/2015/9/8/chartex" xmlns:cx2="http://schemas.microsoft.com/office/drawing/2015/10/21/chartex" xmlns:cx3="http://schemas.microsoft.com/office/drawing/2016/5/9/chartex" xmlns:cx4="http://schemas.microsoft.com/office/drawing/2016/5/10/chartex" xmlns:cx5="http://schemas.microsoft.com/office/drawing/2016/5/11/chartex" xmlns:cx6="http://schemas.microsoft.com/office/drawing/2016/5/12/chartex" xmlns:cx7="http://schemas.microsoft.com/office/drawing/2016/5/13/chartex" xmlns:cx8="http://schemas.microsoft.com/office/drawing/2016/5/14/chartex" xmlns:mc="http://schemas.openxmlformats.org/markup-compatibility/2006" xmlns:aink="http://schemas.microsoft.com/office/drawing/2016/ink" xmlns:am3d="http://schemas.microsoft.com/office/drawing/2017/model3d" xmlns:o="urn:schemas-microsoft-com:office:office" xmlns:oel="http://schemas.microsoft.com/office/2019/extlst" xmlns:r="http://schemas.openxmlformats.org/officeDocument/2006/relationships" xmlns:m="http://schemas.openxmlformats.org/officeDocument/2006/math" xmlns:v="urn:schemas-microsoft-com:vml" xmlns:wp14="http://schemas.microsoft.com/office/word/2010/wordprocessingDrawing" xmlns:wp="http://schemas.openxmlformats.org/drawingml/2006/wordprocessingDrawing" xmlns:w10="urn:schemas-microsoft-com:office:word" xmlns:w="http://schemas.openxmlformats.org/wordprocessingml/2006/main" xmlns:w14="http://schemas.microsoft.com/office/word/2010/wordml" xmlns:w15="http://schemas.microsoft.com/office/word/2012/wordml" xmlns:w16cex="http://schemas.microsoft.com/office/word/2018/wordml/cex" xmlns:w16cid="http://schemas.microsoft.com/office/word/2016/wordml/cid" xmlns:w16="http://schemas.microsoft.com/office/word/2018/wordml" xmlns:w16du="http://schemas.microsoft.com/office/word/2023/wordml/word16du" xmlns:w16sdtdh="http://schemas.microsoft.com/office/word/2020/wordml/sdtdatahash" xmlns:w16sdtfl="http://schemas.microsoft.com/office/word/2024/wordml/sdtformatlock" xmlns:w16se="http://schemas.microsoft.com/office/word/2015/wordml/symex" xmlns:wpg="http://schemas.microsoft.com/office/word/2010/wordprocessingGroup" xmlns:wpi="http://schemas.microsoft.com/office/word/2010/wordprocessingInk" xmlns:wne="http://schemas.microsoft.com/office/word/2006/wordml" xmlns:wps="http://schemas.microsoft.com/office/word/2010/wordprocessingShape" mc:Ignorable="w14 w15 w16se w16cid w16 w16cex w16sdtdh w16sdtfl w16du wp14">
+  <w:p>
+    <w:pPr>
+      <w:pStyle w:val="Footer"/>
+    </w:pPr>
+  </w:p>
+</w:ftr>
+</file>
+
 <file path=word/footnotes.xml><?xml version="1.0" encoding="utf-8"?>
-<w:footnotes xmlns:wpc="http://schemas.microsoft.com/office/word/2010/wordprocessingCanvas" xmlns:cx="http://schemas.microsoft.com/office/drawing/2014/chartex" xmlns:cx1="http://schemas.microsoft.com/office/drawing/2015/9/8/chartex" xmlns:cx2="http://schemas.microsoft.com/office/drawing/2015/10/21/chartex" xmlns:cx3="http://schemas.microsoft.com/office/drawing/2016/5/9/chartex" xmlns:cx4="http://schemas.microsoft.com/office/drawing/2016/5/10/chartex" xmlns:cx5="http://schemas.microsoft.com/office/drawing/2016/5/11/chartex" xmlns:cx6="http://schemas.microsoft.com/office/drawing/2016/5/12/chartex" xmlns:cx7="http://schemas.microsoft.com/office/drawing/2016/5/13/chartex" xmlns:cx8="http://schemas.microsoft.com/office/drawing/2016/5/14/chartex" xmlns:mc="http://schemas.openxmlformats.org/markup-compatibility/2006" xmlns:aink="http://schemas.microsoft.com/office/drawing/2016/ink" xmlns:am3d="http://schemas.microsoft.com/office/drawing/2017/model3d" xmlns:o="urn:schemas-microsoft-com:office:office" xmlns:oel="http://schemas.microsoft.com/office/2019/extlst" xmlns:r="http://schemas.openxmlformats.org/officeDocument/2006/relationships" xmlns:m="http://schemas.openxmlformats.org/officeDocument/2006/math" xmlns:v="urn:schemas-microsoft-com:vml" xmlns:wp14="http://schemas.microsoft.com/office/word/2010/wordprocessingDrawing" xmlns:wp="http://schemas.openxmlformats.org/drawingml/2006/wordprocessingDrawing" xmlns:w10="urn:schemas-microsoft-com:office:word" xmlns:w="http://schemas.openxmlformats.org/wordprocessingml/2006/main" xmlns:w14="http://schemas.microsoft.com/office/word/2010/wordml" xmlns:w15="http://schemas.microsoft.com/office/word/2012/wordml" xmlns:w16cei="http://schemas.microsoft.com/office/word/2026/wordml/cei" xmlns:w16cex="http://schemas.microsoft.com/office/word/2018/wordml/cex" xmlns:w16cid="http://schemas.microsoft.com/office/word/2016/wordml/cid" xmlns:w16="http://schemas.microsoft.com/office/word/2018/wordml" xmlns:w16du="http://schemas.microsoft.com/office/word/2023/wordml/word16du" xmlns:w16sdtdh="http://schemas.microsoft.com/office/word/2020/wordml/sdtdatahash" xmlns:w16sdtfl="http://schemas.microsoft.com/office/word/2024/wordml/sdtformatlock" xmlns:w16se="http://schemas.microsoft.com/office/word/2015/wordml/symex" xmlns:wpg="http://schemas.microsoft.com/office/word/2010/wordprocessingGroup" xmlns:wpi="http://schemas.microsoft.com/office/word/2010/wordprocessingInk" xmlns:wne="http://schemas.microsoft.com/office/word/2006/wordml" xmlns:wps="http://schemas.microsoft.com/office/word/2010/wordprocessingShape" mc:Ignorable="w14 w15 w16se w16cid w16 w16cex w16sdtdh w16sdtfl w16du wp14">
+<w:footnotes xmlns:wpc="http://schemas.microsoft.com/office/word/2010/wordprocessingCanvas" xmlns:cx="http://schemas.microsoft.com/office/drawing/2014/chartex" xmlns:cx1="http://schemas.microsoft.com/office/drawing/2015/9/8/chartex" xmlns:cx2="http://schemas.microsoft.com/office/drawing/2015/10/21/chartex" xmlns:cx3="http://schemas.microsoft.com/office/drawing/2016/5/9/chartex" xmlns:cx4="http://schemas.microsoft.com/office/drawing/2016/5/10/chartex" xmlns:cx5="http://schemas.microsoft.com/office/drawing/2016/5/11/chartex" xmlns:cx6="http://schemas.microsoft.com/office/drawing/2016/5/12/chartex" xmlns:cx7="http://schemas.microsoft.com/office/drawing/2016/5/13/chartex" xmlns:cx8="http://schemas.microsoft.com/office/drawing/2016/5/14/chartex" xmlns:mc="http://schemas.openxmlformats.org/markup-compatibility/2006" xmlns:aink="http://schemas.microsoft.com/office/drawing/2016/ink" xmlns:am3d="http://schemas.microsoft.com/office/drawing/2017/model3d" xmlns:o="urn:schemas-microsoft-com:office:office" xmlns:oel="http://schemas.microsoft.com/office/2019/extlst" xmlns:r="http://schemas.openxmlformats.org/officeDocument/2006/relationships" xmlns:m="http://schemas.openxmlformats.org/officeDocument/2006/math" xmlns:v="urn:schemas-microsoft-com:vml" xmlns:wp14="http://schemas.microsoft.com/office/word/2010/wordprocessingDrawing" xmlns:wp="http://schemas.openxmlformats.org/drawingml/2006/wordprocessingDrawing" xmlns:w10="urn:schemas-microsoft-com:office:word" xmlns:w="http://schemas.openxmlformats.org/wordprocessingml/2006/main" xmlns:w14="http://schemas.microsoft.com/office/word/2010/wordml" xmlns:w15="http://schemas.microsoft.com/office/word/2012/wordml" xmlns:w16cex="http://schemas.microsoft.com/office/word/2018/wordml/cex" xmlns:w16cid="http://schemas.microsoft.com/office/word/2016/wordml/cid" xmlns:w16="http://schemas.microsoft.com/office/word/2018/wordml" xmlns:w16du="http://schemas.microsoft.com/office/word/2023/wordml/word16du" xmlns:w16sdtdh="http://schemas.microsoft.com/office/word/2020/wordml/sdtdatahash" xmlns:w16sdtfl="http://schemas.microsoft.com/office/word/2024/wordml/sdtformatlock" xmlns:w16se="http://schemas.microsoft.com/office/word/2015/wordml/symex" xmlns:wpg="http://schemas.microsoft.com/office/word/2010/wordprocessingGroup" xmlns:wpi="http://schemas.microsoft.com/office/word/2010/wordprocessingInk" xmlns:wne="http://schemas.microsoft.com/office/word/2006/wordml" xmlns:wps="http://schemas.microsoft.com/office/word/2010/wordprocessingShape" mc:Ignorable="w14 w15 w16se w16cid w16 w16cex w16sdtdh w16sdtfl w16du wp14">
   <w:footnote w:type="separator" w:id="-1">
     <w:p>
       <w:r>
@@ -3864,7 +3899,39 @@
 </file>
 
 <file path=word/header1.xml><?xml version="1.0" encoding="utf-8"?>
-<w:hdr xmlns:wpc="http://schemas.microsoft.com/office/word/2010/wordprocessingCanvas" xmlns:cx="http://schemas.microsoft.com/office/drawing/2014/chartex" xmlns:cx1="http://schemas.microsoft.com/office/drawing/2015/9/8/chartex" xmlns:cx2="http://schemas.microsoft.com/office/drawing/2015/10/21/chartex" xmlns:cx3="http://schemas.microsoft.com/office/drawing/2016/5/9/chartex" xmlns:cx4="http://schemas.microsoft.com/office/drawing/2016/5/10/chartex" xmlns:cx5="http://schemas.microsoft.com/office/drawing/2016/5/11/chartex" xmlns:cx6="http://schemas.microsoft.com/office/drawing/2016/5/12/chartex" xmlns:cx7="http://schemas.microsoft.com/office/drawing/2016/5/13/chartex" xmlns:cx8="http://schemas.microsoft.com/office/drawing/2016/5/14/chartex" xmlns:mc="http://schemas.openxmlformats.org/markup-compatibility/2006" xmlns:aink="http://schemas.microsoft.com/office/drawing/2016/ink" xmlns:am3d="http://schemas.microsoft.com/office/drawing/2017/model3d" xmlns:o="urn:schemas-microsoft-com:office:office" xmlns:oel="http://schemas.microsoft.com/office/2019/extlst" xmlns:r="http://schemas.openxmlformats.org/officeDocument/2006/relationships" xmlns:m="http://schemas.openxmlformats.org/officeDocument/2006/math" xmlns:v="urn:schemas-microsoft-com:vml" xmlns:wp14="http://schemas.microsoft.com/office/word/2010/wordprocessingDrawing" xmlns:wp="http://schemas.openxmlformats.org/drawingml/2006/wordprocessingDrawing" xmlns:w10="urn:schemas-microsoft-com:office:word" xmlns:w="http://schemas.openxmlformats.org/wordprocessingml/2006/main" xmlns:w14="http://schemas.microsoft.com/office/word/2010/wordml" xmlns:w15="http://schemas.microsoft.com/office/word/2012/wordml" xmlns:w16cei="http://schemas.microsoft.com/office/word/2026/wordml/cei" xmlns:w16cex="http://schemas.microsoft.com/office/word/2018/wordml/cex" xmlns:w16cid="http://schemas.microsoft.com/office/word/2016/wordml/cid" xmlns:w16="http://schemas.microsoft.com/office/word/2018/wordml" xmlns:w16du="http://schemas.microsoft.com/office/word/2023/wordml/word16du" xmlns:w16sdtdh="http://schemas.microsoft.com/office/word/2020/wordml/sdtdatahash" xmlns:w16sdtfl="http://schemas.microsoft.com/office/word/2024/wordml/sdtformatlock" xmlns:w16se="http://schemas.microsoft.com/office/word/2015/wordml/symex" xmlns:wpg="http://schemas.microsoft.com/office/word/2010/wordprocessingGroup" xmlns:wpi="http://schemas.microsoft.com/office/word/2010/wordprocessingInk" xmlns:wne="http://schemas.microsoft.com/office/word/2006/wordml" xmlns:wps="http://schemas.microsoft.com/office/word/2010/wordprocessingShape" mc:Ignorable="w14 w15 w16se w16cid w16 w16cex w16sdtdh w16sdtfl w16du wp14">
+<w:hdr xmlns:wpc="http://schemas.microsoft.com/office/word/2010/wordprocessingCanvas" xmlns:cx="http://schemas.microsoft.com/office/drawing/2014/chartex" xmlns:cx1="http://schemas.microsoft.com/office/drawing/2015/9/8/chartex" xmlns:cx2="http://schemas.microsoft.com/office/drawing/2015/10/21/chartex" xmlns:cx3="http://schemas.microsoft.com/office/drawing/2016/5/9/chartex" xmlns:cx4="http://schemas.microsoft.com/office/drawing/2016/5/10/chartex" xmlns:cx5="http://schemas.microsoft.com/office/drawing/2016/5/11/chartex" xmlns:cx6="http://schemas.microsoft.com/office/drawing/2016/5/12/chartex" xmlns:cx7="http://schemas.microsoft.com/office/drawing/2016/5/13/chartex" xmlns:cx8="http://schemas.microsoft.com/office/drawing/2016/5/14/chartex" xmlns:mc="http://schemas.openxmlformats.org/markup-compatibility/2006" xmlns:aink="http://schemas.microsoft.com/office/drawing/2016/ink" xmlns:am3d="http://schemas.microsoft.com/office/drawing/2017/model3d" xmlns:o="urn:schemas-microsoft-com:office:office" xmlns:oel="http://schemas.microsoft.com/office/2019/extlst" xmlns:r="http://schemas.openxmlformats.org/officeDocument/2006/relationships" xmlns:m="http://schemas.openxmlformats.org/officeDocument/2006/math" xmlns:v="urn:schemas-microsoft-com:vml" xmlns:wp14="http://schemas.microsoft.com/office/word/2010/wordprocessingDrawing" xmlns:wp="http://schemas.openxmlformats.org/drawingml/2006/wordprocessingDrawing" xmlns:w10="urn:schemas-microsoft-com:office:word" xmlns:w="http://schemas.openxmlformats.org/wordprocessingml/2006/main" xmlns:w14="http://schemas.microsoft.com/office/word/2010/wordml" xmlns:w15="http://schemas.microsoft.com/office/word/2012/wordml" xmlns:w16cex="http://schemas.microsoft.com/office/word/2018/wordml/cex" xmlns:w16cid="http://schemas.microsoft.com/office/word/2016/wordml/cid" xmlns:w16="http://schemas.microsoft.com/office/word/2018/wordml" xmlns:w16du="http://schemas.microsoft.com/office/word/2023/wordml/word16du" xmlns:w16sdtdh="http://schemas.microsoft.com/office/word/2020/wordml/sdtdatahash" xmlns:w16sdtfl="http://schemas.microsoft.com/office/word/2024/wordml/sdtformatlock" xmlns:w16se="http://schemas.microsoft.com/office/word/2015/wordml/symex" xmlns:wpg="http://schemas.microsoft.com/office/word/2010/wordprocessingGroup" xmlns:wpi="http://schemas.microsoft.com/office/word/2010/wordprocessingInk" xmlns:wne="http://schemas.microsoft.com/office/word/2006/wordml" xmlns:wps="http://schemas.microsoft.com/office/word/2010/wordprocessingShape" mc:Ignorable="w14 w15 w16se w16cid w16 w16cex w16sdtdh w16sdtfl w16du wp14">
+  <w:p>
+    <w:pPr>
+      <w:pStyle w:val="Header"/>
+    </w:pPr>
+  </w:p>
+</w:hdr>
+</file>
+
+<file path=word/header2.xml><?xml version="1.0" encoding="utf-8"?>
+<w:hdr xmlns:wpc="http://schemas.microsoft.com/office/word/2010/wordprocessingCanvas" xmlns:cx="http://schemas.microsoft.com/office/drawing/2014/chartex" xmlns:cx1="http://schemas.microsoft.com/office/drawing/2015/9/8/chartex" xmlns:cx2="http://schemas.microsoft.com/office/drawing/2015/10/21/chartex" xmlns:cx3="http://schemas.microsoft.com/office/drawing/2016/5/9/chartex" xmlns:cx4="http://schemas.microsoft.com/office/drawing/2016/5/10/chartex" xmlns:cx5="http://schemas.microsoft.com/office/drawing/2016/5/11/chartex" xmlns:cx6="http://schemas.microsoft.com/office/drawing/2016/5/12/chartex" xmlns:cx7="http://schemas.microsoft.com/office/drawing/2016/5/13/chartex" xmlns:cx8="http://schemas.microsoft.com/office/drawing/2016/5/14/chartex" xmlns:mc="http://schemas.openxmlformats.org/markup-compatibility/2006" xmlns:aink="http://schemas.microsoft.com/office/drawing/2016/ink" xmlns:am3d="http://schemas.microsoft.com/office/drawing/2017/model3d" xmlns:o="urn:schemas-microsoft-com:office:office" xmlns:oel="http://schemas.microsoft.com/office/2019/extlst" xmlns:r="http://schemas.openxmlformats.org/officeDocument/2006/relationships" xmlns:m="http://schemas.openxmlformats.org/officeDocument/2006/math" xmlns:v="urn:schemas-microsoft-com:vml" xmlns:wp14="http://schemas.microsoft.com/office/word/2010/wordprocessingDrawing" xmlns:wp="http://schemas.openxmlformats.org/drawingml/2006/wordprocessingDrawing" xmlns:w10="urn:schemas-microsoft-com:office:word" xmlns:w="http://schemas.openxmlformats.org/wordprocessingml/2006/main" xmlns:w14="http://schemas.microsoft.com/office/word/2010/wordml" xmlns:w15="http://schemas.microsoft.com/office/word/2012/wordml" xmlns:w16cex="http://schemas.microsoft.com/office/word/2018/wordml/cex" xmlns:w16cid="http://schemas.microsoft.com/office/word/2016/wordml/cid" xmlns:w16="http://schemas.microsoft.com/office/word/2018/wordml" xmlns:w16du="http://schemas.microsoft.com/office/word/2023/wordml/word16du" xmlns:w16sdtdh="http://schemas.microsoft.com/office/word/2020/wordml/sdtdatahash" xmlns:w16sdtfl="http://schemas.microsoft.com/office/word/2024/wordml/sdtformatlock" xmlns:w16se="http://schemas.microsoft.com/office/word/2015/wordml/symex" xmlns:wpg="http://schemas.microsoft.com/office/word/2010/wordprocessingGroup" xmlns:wpi="http://schemas.microsoft.com/office/word/2010/wordprocessingInk" xmlns:wne="http://schemas.microsoft.com/office/word/2006/wordml" xmlns:wps="http://schemas.microsoft.com/office/word/2010/wordprocessingShape" mc:Ignorable="w14 w15 w16se w16cid w16 w16cex w16sdtdh w16sdtfl w16du wp14">
+  <w:p>
+    <w:pPr>
+      <w:jc w:val="right"/>
+      <w:rPr>
+        <w:rFonts w:ascii="Century Gothic" w:hAnsi="Century Gothic"/>
+        <w:snapToGrid w:val="0"/>
+        <w:color w:val="000000"/>
+        <w:sz w:val="18"/>
+        <w:szCs w:val="18"/>
+      </w:rPr>
+    </w:pPr>
+    <w:r>
+      <w:rPr>
+        <w:rFonts w:ascii="Century Gothic" w:hAnsi="Century Gothic"/>
+        <w:snapToGrid w:val="0"/>
+        <w:color w:val="000000"/>
+        <w:sz w:val="18"/>
+        <w:szCs w:val="18"/>
+      </w:rPr>
+      <w:t>XXXX-XX-XXX</w:t>
+    </w:r>
+  </w:p>
   <w:p>
     <w:pPr>
       <w:jc w:val="center"/>
@@ -4088,8 +4155,18 @@
 </w:hdr>
 </file>
 
-<file path=word/header2.xml><?xml version="1.0" encoding="utf-8"?>
-<w:hdr xmlns:wpc="http://schemas.microsoft.com/office/word/2010/wordprocessingCanvas" xmlns:cx="http://schemas.microsoft.com/office/drawing/2014/chartex" xmlns:cx1="http://schemas.microsoft.com/office/drawing/2015/9/8/chartex" xmlns:cx2="http://schemas.microsoft.com/office/drawing/2015/10/21/chartex" xmlns:cx3="http://schemas.microsoft.com/office/drawing/2016/5/9/chartex" xmlns:cx4="http://schemas.microsoft.com/office/drawing/2016/5/10/chartex" xmlns:cx5="http://schemas.microsoft.com/office/drawing/2016/5/11/chartex" xmlns:cx6="http://schemas.microsoft.com/office/drawing/2016/5/12/chartex" xmlns:cx7="http://schemas.microsoft.com/office/drawing/2016/5/13/chartex" xmlns:cx8="http://schemas.microsoft.com/office/drawing/2016/5/14/chartex" xmlns:mc="http://schemas.openxmlformats.org/markup-compatibility/2006" xmlns:aink="http://schemas.microsoft.com/office/drawing/2016/ink" xmlns:am3d="http://schemas.microsoft.com/office/drawing/2017/model3d" xmlns:o="urn:schemas-microsoft-com:office:office" xmlns:oel="http://schemas.microsoft.com/office/2019/extlst" xmlns:r="http://schemas.openxmlformats.org/officeDocument/2006/relationships" xmlns:m="http://schemas.openxmlformats.org/officeDocument/2006/math" xmlns:v="urn:schemas-microsoft-com:vml" xmlns:wp14="http://schemas.microsoft.com/office/word/2010/wordprocessingDrawing" xmlns:wp="http://schemas.openxmlformats.org/drawingml/2006/wordprocessingDrawing" xmlns:w10="urn:schemas-microsoft-com:office:word" xmlns:w="http://schemas.openxmlformats.org/wordprocessingml/2006/main" xmlns:w14="http://schemas.microsoft.com/office/word/2010/wordml" xmlns:w15="http://schemas.microsoft.com/office/word/2012/wordml" xmlns:w16cei="http://schemas.microsoft.com/office/word/2026/wordml/cei" xmlns:w16cex="http://schemas.microsoft.com/office/word/2018/wordml/cex" xmlns:w16cid="http://schemas.microsoft.com/office/word/2016/wordml/cid" xmlns:w16="http://schemas.microsoft.com/office/word/2018/wordml" xmlns:w16du="http://schemas.microsoft.com/office/word/2023/wordml/word16du" xmlns:w16sdtdh="http://schemas.microsoft.com/office/word/2020/wordml/sdtdatahash" xmlns:w16sdtfl="http://schemas.microsoft.com/office/word/2024/wordml/sdtformatlock" xmlns:w16se="http://schemas.microsoft.com/office/word/2015/wordml/symex" xmlns:wpg="http://schemas.microsoft.com/office/word/2010/wordprocessingGroup" xmlns:wpi="http://schemas.microsoft.com/office/word/2010/wordprocessingInk" xmlns:wne="http://schemas.microsoft.com/office/word/2006/wordml" xmlns:wps="http://schemas.microsoft.com/office/word/2010/wordprocessingShape" mc:Ignorable="w14 w15 w16se w16cid w16 w16cex w16sdtdh w16sdtfl w16du wp14">
+<file path=word/header3.xml><?xml version="1.0" encoding="utf-8"?>
+<w:hdr xmlns:wpc="http://schemas.microsoft.com/office/word/2010/wordprocessingCanvas" xmlns:cx="http://schemas.microsoft.com/office/drawing/2014/chartex" xmlns:cx1="http://schemas.microsoft.com/office/drawing/2015/9/8/chartex" xmlns:cx2="http://schemas.microsoft.com/office/drawing/2015/10/21/chartex" xmlns:cx3="http://schemas.microsoft.com/office/drawing/2016/5/9/chartex" xmlns:cx4="http://schemas.microsoft.com/office/drawing/2016/5/10/chartex" xmlns:cx5="http://schemas.microsoft.com/office/drawing/2016/5/11/chartex" xmlns:cx6="http://schemas.microsoft.com/office/drawing/2016/5/12/chartex" xmlns:cx7="http://schemas.microsoft.com/office/drawing/2016/5/13/chartex" xmlns:cx8="http://schemas.microsoft.com/office/drawing/2016/5/14/chartex" xmlns:mc="http://schemas.openxmlformats.org/markup-compatibility/2006" xmlns:aink="http://schemas.microsoft.com/office/drawing/2016/ink" xmlns:am3d="http://schemas.microsoft.com/office/drawing/2017/model3d" xmlns:o="urn:schemas-microsoft-com:office:office" xmlns:oel="http://schemas.microsoft.com/office/2019/extlst" xmlns:r="http://schemas.openxmlformats.org/officeDocument/2006/relationships" xmlns:m="http://schemas.openxmlformats.org/officeDocument/2006/math" xmlns:v="urn:schemas-microsoft-com:vml" xmlns:wp14="http://schemas.microsoft.com/office/word/2010/wordprocessingDrawing" xmlns:wp="http://schemas.openxmlformats.org/drawingml/2006/wordprocessingDrawing" xmlns:w10="urn:schemas-microsoft-com:office:word" xmlns:w="http://schemas.openxmlformats.org/wordprocessingml/2006/main" xmlns:w14="http://schemas.microsoft.com/office/word/2010/wordml" xmlns:w15="http://schemas.microsoft.com/office/word/2012/wordml" xmlns:w16cex="http://schemas.microsoft.com/office/word/2018/wordml/cex" xmlns:w16cid="http://schemas.microsoft.com/office/word/2016/wordml/cid" xmlns:w16="http://schemas.microsoft.com/office/word/2018/wordml" xmlns:w16du="http://schemas.microsoft.com/office/word/2023/wordml/word16du" xmlns:w16sdtdh="http://schemas.microsoft.com/office/word/2020/wordml/sdtdatahash" xmlns:w16sdtfl="http://schemas.microsoft.com/office/word/2024/wordml/sdtformatlock" xmlns:w16se="http://schemas.microsoft.com/office/word/2015/wordml/symex" xmlns:wpg="http://schemas.microsoft.com/office/word/2010/wordprocessingGroup" xmlns:wpi="http://schemas.microsoft.com/office/word/2010/wordprocessingInk" xmlns:wne="http://schemas.microsoft.com/office/word/2006/wordml" xmlns:wps="http://schemas.microsoft.com/office/word/2010/wordprocessingShape" mc:Ignorable="w14 w15 w16se w16cid w16 w16cex w16sdtdh w16sdtfl w16du wp14">
+  <w:p>
+    <w:pPr>
+      <w:pStyle w:val="Header"/>
+    </w:pPr>
+  </w:p>
+</w:hdr>
+</file>
+
+<file path=word/header4.xml><?xml version="1.0" encoding="utf-8"?>
+<w:hdr xmlns:wpc="http://schemas.microsoft.com/office/word/2010/wordprocessingCanvas" xmlns:cx="http://schemas.microsoft.com/office/drawing/2014/chartex" xmlns:cx1="http://schemas.microsoft.com/office/drawing/2015/9/8/chartex" xmlns:cx2="http://schemas.microsoft.com/office/drawing/2015/10/21/chartex" xmlns:cx3="http://schemas.microsoft.com/office/drawing/2016/5/9/chartex" xmlns:cx4="http://schemas.microsoft.com/office/drawing/2016/5/10/chartex" xmlns:cx5="http://schemas.microsoft.com/office/drawing/2016/5/11/chartex" xmlns:cx6="http://schemas.microsoft.com/office/drawing/2016/5/12/chartex" xmlns:cx7="http://schemas.microsoft.com/office/drawing/2016/5/13/chartex" xmlns:cx8="http://schemas.microsoft.com/office/drawing/2016/5/14/chartex" xmlns:mc="http://schemas.openxmlformats.org/markup-compatibility/2006" xmlns:aink="http://schemas.microsoft.com/office/drawing/2016/ink" xmlns:am3d="http://schemas.microsoft.com/office/drawing/2017/model3d" xmlns:o="urn:schemas-microsoft-com:office:office" xmlns:oel="http://schemas.microsoft.com/office/2019/extlst" xmlns:r="http://schemas.openxmlformats.org/officeDocument/2006/relationships" xmlns:m="http://schemas.openxmlformats.org/officeDocument/2006/math" xmlns:v="urn:schemas-microsoft-com:vml" xmlns:wp14="http://schemas.microsoft.com/office/word/2010/wordprocessingDrawing" xmlns:wp="http://schemas.openxmlformats.org/drawingml/2006/wordprocessingDrawing" xmlns:w10="urn:schemas-microsoft-com:office:word" xmlns:w="http://schemas.openxmlformats.org/wordprocessingml/2006/main" xmlns:w14="http://schemas.microsoft.com/office/word/2010/wordml" xmlns:w15="http://schemas.microsoft.com/office/word/2012/wordml" xmlns:w16cex="http://schemas.microsoft.com/office/word/2018/wordml/cex" xmlns:w16cid="http://schemas.microsoft.com/office/word/2016/wordml/cid" xmlns:w16="http://schemas.microsoft.com/office/word/2018/wordml" xmlns:w16du="http://schemas.microsoft.com/office/word/2023/wordml/word16du" xmlns:w16sdtdh="http://schemas.microsoft.com/office/word/2020/wordml/sdtdatahash" xmlns:w16sdtfl="http://schemas.microsoft.com/office/word/2024/wordml/sdtformatlock" xmlns:w16se="http://schemas.microsoft.com/office/word/2015/wordml/symex" xmlns:wpg="http://schemas.microsoft.com/office/word/2010/wordprocessingGroup" xmlns:wpi="http://schemas.microsoft.com/office/word/2010/wordprocessingInk" xmlns:wne="http://schemas.microsoft.com/office/word/2006/wordml" xmlns:wps="http://schemas.microsoft.com/office/word/2010/wordprocessingShape" mc:Ignorable="w14 w15 w16se w16cid w16 w16cex w16sdtdh w16sdtfl w16du wp14">
   <w:p>
     <w:pPr>
       <w:pStyle w:val="Header"/>
@@ -4102,7 +4179,7 @@
 </file>
 
 <file path=word/numbering.xml><?xml version="1.0" encoding="utf-8"?>
-<w:numbering xmlns:wpc="http://schemas.microsoft.com/office/word/2010/wordprocessingCanvas" xmlns:cx="http://schemas.microsoft.com/office/drawing/2014/chartex" xmlns:cx1="http://schemas.microsoft.com/office/drawing/2015/9/8/chartex" xmlns:cx2="http://schemas.microsoft.com/office/drawing/2015/10/21/chartex" xmlns:cx3="http://schemas.microsoft.com/office/drawing/2016/5/9/chartex" xmlns:cx4="http://schemas.microsoft.com/office/drawing/2016/5/10/chartex" xmlns:cx5="http://schemas.microsoft.com/office/drawing/2016/5/11/chartex" xmlns:cx6="http://schemas.microsoft.com/office/drawing/2016/5/12/chartex" xmlns:cx7="http://schemas.microsoft.com/office/drawing/2016/5/13/chartex" xmlns:cx8="http://schemas.microsoft.com/office/drawing/2016/5/14/chartex" xmlns:mc="http://schemas.openxmlformats.org/markup-compatibility/2006" xmlns:aink="http://schemas.microsoft.com/office/drawing/2016/ink" xmlns:am3d="http://schemas.microsoft.com/office/drawing/2017/model3d" xmlns:o="urn:schemas-microsoft-com:office:office" xmlns:oel="http://schemas.microsoft.com/office/2019/extlst" xmlns:r="http://schemas.openxmlformats.org/officeDocument/2006/relationships" xmlns:m="http://schemas.openxmlformats.org/officeDocument/2006/math" xmlns:v="urn:schemas-microsoft-com:vml" xmlns:wp14="http://schemas.microsoft.com/office/word/2010/wordprocessingDrawing" xmlns:wp="http://schemas.openxmlformats.org/drawingml/2006/wordprocessingDrawing" xmlns:w10="urn:schemas-microsoft-com:office:word" xmlns:w="http://schemas.openxmlformats.org/wordprocessingml/2006/main" xmlns:w14="http://schemas.microsoft.com/office/word/2010/wordml" xmlns:w15="http://schemas.microsoft.com/office/word/2012/wordml" xmlns:w16cei="http://schemas.microsoft.com/office/word/2026/wordml/cei" xmlns:w16cex="http://schemas.microsoft.com/office/word/2018/wordml/cex" xmlns:w16cid="http://schemas.microsoft.com/office/word/2016/wordml/cid" xmlns:w16="http://schemas.microsoft.com/office/word/2018/wordml" xmlns:w16du="http://schemas.microsoft.com/office/word/2023/wordml/word16du" xmlns:w16sdtdh="http://schemas.microsoft.com/office/word/2020/wordml/sdtdatahash" xmlns:w16sdtfl="http://schemas.microsoft.com/office/word/2024/wordml/sdtformatlock" xmlns:w16se="http://schemas.microsoft.com/office/word/2015/wordml/symex" xmlns:wpg="http://schemas.microsoft.com/office/word/2010/wordprocessingGroup" xmlns:wpi="http://schemas.microsoft.com/office/word/2010/wordprocessingInk" xmlns:wne="http://schemas.microsoft.com/office/word/2006/wordml" xmlns:wps="http://schemas.microsoft.com/office/word/2010/wordprocessingShape" mc:Ignorable="w14 w15 w16se w16cid w16 w16cex w16sdtdh w16sdtfl w16du wp14">
+<w:numbering xmlns:wpc="http://schemas.microsoft.com/office/word/2010/wordprocessingCanvas" xmlns:cx="http://schemas.microsoft.com/office/drawing/2014/chartex" xmlns:cx1="http://schemas.microsoft.com/office/drawing/2015/9/8/chartex" xmlns:cx2="http://schemas.microsoft.com/office/drawing/2015/10/21/chartex" xmlns:cx3="http://schemas.microsoft.com/office/drawing/2016/5/9/chartex" xmlns:cx4="http://schemas.microsoft.com/office/drawing/2016/5/10/chartex" xmlns:cx5="http://schemas.microsoft.com/office/drawing/2016/5/11/chartex" xmlns:cx6="http://schemas.microsoft.com/office/drawing/2016/5/12/chartex" xmlns:cx7="http://schemas.microsoft.com/office/drawing/2016/5/13/chartex" xmlns:cx8="http://schemas.microsoft.com/office/drawing/2016/5/14/chartex" xmlns:mc="http://schemas.openxmlformats.org/markup-compatibility/2006" xmlns:aink="http://schemas.microsoft.com/office/drawing/2016/ink" xmlns:am3d="http://schemas.microsoft.com/office/drawing/2017/model3d" xmlns:o="urn:schemas-microsoft-com:office:office" xmlns:oel="http://schemas.microsoft.com/office/2019/extlst" xmlns:r="http://schemas.openxmlformats.org/officeDocument/2006/relationships" xmlns:m="http://schemas.openxmlformats.org/officeDocument/2006/math" xmlns:v="urn:schemas-microsoft-com:vml" xmlns:wp14="http://schemas.microsoft.com/office/word/2010/wordprocessingDrawing" xmlns:wp="http://schemas.openxmlformats.org/drawingml/2006/wordprocessingDrawing" xmlns:w10="urn:schemas-microsoft-com:office:word" xmlns:w="http://schemas.openxmlformats.org/wordprocessingml/2006/main" xmlns:w14="http://schemas.microsoft.com/office/word/2010/wordml" xmlns:w15="http://schemas.microsoft.com/office/word/2012/wordml" xmlns:w16cex="http://schemas.microsoft.com/office/word/2018/wordml/cex" xmlns:w16cid="http://schemas.microsoft.com/office/word/2016/wordml/cid" xmlns:w16="http://schemas.microsoft.com/office/word/2018/wordml" xmlns:w16du="http://schemas.microsoft.com/office/word/2023/wordml/word16du" xmlns:w16sdtdh="http://schemas.microsoft.com/office/word/2020/wordml/sdtdatahash" xmlns:w16sdtfl="http://schemas.microsoft.com/office/word/2024/wordml/sdtformatlock" xmlns:w16se="http://schemas.microsoft.com/office/word/2015/wordml/symex" xmlns:wpg="http://schemas.microsoft.com/office/word/2010/wordprocessingGroup" xmlns:wpi="http://schemas.microsoft.com/office/word/2010/wordprocessingInk" xmlns:wne="http://schemas.microsoft.com/office/word/2006/wordml" xmlns:wps="http://schemas.microsoft.com/office/word/2010/wordprocessingShape" mc:Ignorable="w14 w15 w16se w16cid w16 w16cex w16sdtdh w16sdtfl w16du wp14">
   <w:abstractNum w:abstractNumId="0" w15:restartNumberingAfterBreak="0">
     <w:nsid w:val="0E6F5C24"/>
     <w:multiLevelType w:val="hybridMultilevel"/>

--- a/templates/template_tos_finals.docx
+++ b/templates/template_tos_finals.docx
@@ -533,43 +533,8 @@
             <w:tcW w:w="5513" w:type="dxa"/>
           </w:tcPr>
           <w:p>
-            <w:pPr>
-              <w:spacing w:line="288" w:lineRule="auto"/>
-              <w:jc w:val="both"/>
-              <w:rPr>
-                <w:rFonts w:ascii="Arial" w:hAnsi="Arial" w:cs="Arial"/>
-                <w:snapToGrid w:val="0"/>
-                <w:color w:val="000000"/>
-                <w:szCs w:val="20"/>
-              </w:rPr>
-            </w:pPr>
-            <w:r>
-              <w:rPr>
-                <w:rFonts w:ascii="Arial" w:hAnsi="Arial" w:cs="Arial"/>
-                <w:snapToGrid w:val="0"/>
-                <w:color w:val="000000"/>
-                <w:szCs w:val="20"/>
-              </w:rPr>
-              <w:t>2</w:t>
-            </w:r>
-            <w:r>
-              <w:rPr>
-                <w:rFonts w:ascii="Arial" w:hAnsi="Arial" w:cs="Arial"/>
-                <w:snapToGrid w:val="0"/>
-                <w:color w:val="000000"/>
-                <w:szCs w:val="20"/>
-                <w:vertAlign w:val="superscript"/>
-              </w:rPr>
-              <w:t>ND</w:t>
-            </w:r>
-            <w:r>
-              <w:rPr>
-                <w:rFonts w:ascii="Arial" w:hAnsi="Arial" w:cs="Arial"/>
-                <w:snapToGrid w:val="0"/>
-                <w:color w:val="000000"/>
-                <w:szCs w:val="20"/>
-              </w:rPr>
-              <w:t xml:space="preserve"> Semester / 2025 – 2026 (Midterm)</w:t>
+            <w:r>
+              <w:t>2ND Semester / 2025 – 2026 (Finals)</w:t>
             </w:r>
           </w:p>
         </w:tc>
